--- a/lessons/4-4/readiness/practice.docx
+++ b/lessons/4-4/readiness/practice.docx
@@ -86,7 +86,1259 @@
     </w:p>
     <w:p>
       <w:pPr>
-        <w:spacing w:after="120" w:before="0"/>
+        <w:spacing w:after="60" w:before="120"/>
+      </w:pPr>
+      <w:r>
+        <w:rPr>
+          <w:b/>
+          <w:bCs/>
+          <w:color w:val="0F2B3C"/>
+          <w:sz w:val="24"/>
+          <w:szCs w:val="24"/>
+        </w:rPr>
+        <w:t xml:space="preserve">Vocabulary Anchor Box</w:t>
+      </w:r>
+    </w:p>
+    <w:tbl>
+      <w:tblPr>
+        <w:tblW w:type="dxa" w:w="9360"/>
+        <w:tblBorders>
+          <w:top w:val="single" w:color="C7D2DD" w:sz="6"/>
+          <w:left w:val="single" w:color="C7D2DD" w:sz="6"/>
+          <w:bottom w:val="single" w:color="C7D2DD" w:sz="6"/>
+          <w:right w:val="single" w:color="C7D2DD" w:sz="6"/>
+          <w:insideH w:val="single" w:color="C7D2DD" w:sz="6"/>
+          <w:insideV w:val="single" w:color="C7D2DD" w:sz="6"/>
+        </w:tblBorders>
+      </w:tblPr>
+      <w:tblGrid>
+        <w:gridCol w:w="1800"/>
+        <w:gridCol w:w="3160"/>
+        <w:gridCol w:w="2200"/>
+        <w:gridCol w:w="2200"/>
+      </w:tblGrid>
+      <w:tr>
+        <w:trPr>
+          <w:cantSplit/>
+          <w:tblHeader/>
+        </w:trPr>
+        <w:tc>
+          <w:tcPr>
+            <w:tcW w:type="dxa" w:w="1800"/>
+            <w:shd w:fill="EEF4F8" w:color="auto" w:val="clear"/>
+            <w:tcMar>
+              <w:top w:type="dxa" w:w="60"/>
+              <w:left w:type="dxa" w:w="100"/>
+              <w:bottom w:type="dxa" w:w="60"/>
+              <w:right w:type="dxa" w:w="100"/>
+            </w:tcMar>
+          </w:tcPr>
+          <w:p>
+            <w:pPr>
+              <w:spacing w:after="0" w:before="0"/>
+            </w:pPr>
+            <w:r>
+              <w:rPr>
+                <w:b/>
+                <w:bCs/>
+                <w:color w:val="0F2B3C"/>
+                <w:sz w:val="18"/>
+                <w:szCs w:val="18"/>
+              </w:rPr>
+              <w:t xml:space="preserve">Concept Term</w:t>
+            </w:r>
+          </w:p>
+        </w:tc>
+        <w:tc>
+          <w:tcPr>
+            <w:tcW w:type="dxa" w:w="3160"/>
+            <w:shd w:fill="EEF4F8" w:color="auto" w:val="clear"/>
+            <w:tcMar>
+              <w:top w:type="dxa" w:w="60"/>
+              <w:left w:type="dxa" w:w="100"/>
+              <w:bottom w:type="dxa" w:w="60"/>
+              <w:right w:type="dxa" w:w="100"/>
+            </w:tcMar>
+          </w:tcPr>
+          <w:p>
+            <w:pPr>
+              <w:spacing w:after="0" w:before="0"/>
+            </w:pPr>
+            <w:r>
+              <w:rPr>
+                <w:b/>
+                <w:bCs/>
+                <w:color w:val="0F2B3C"/>
+                <w:sz w:val="18"/>
+                <w:szCs w:val="18"/>
+              </w:rPr>
+              <w:t xml:space="preserve">Student-Friendly Definition</w:t>
+            </w:r>
+          </w:p>
+        </w:tc>
+        <w:tc>
+          <w:tcPr>
+            <w:tcW w:type="dxa" w:w="2200"/>
+            <w:shd w:fill="EEF4F8" w:color="auto" w:val="clear"/>
+            <w:tcMar>
+              <w:top w:type="dxa" w:w="60"/>
+              <w:left w:type="dxa" w:w="100"/>
+              <w:bottom w:type="dxa" w:w="60"/>
+              <w:right w:type="dxa" w:w="100"/>
+            </w:tcMar>
+          </w:tcPr>
+          <w:p>
+            <w:pPr>
+              <w:spacing w:after="0" w:before="0"/>
+            </w:pPr>
+            <w:r>
+              <w:rPr>
+                <w:b/>
+                <w:bCs/>
+                <w:color w:val="0F2B3C"/>
+                <w:sz w:val="18"/>
+                <w:szCs w:val="18"/>
+              </w:rPr>
+              <w:t xml:space="preserve">Non-Example</w:t>
+            </w:r>
+          </w:p>
+        </w:tc>
+        <w:tc>
+          <w:tcPr>
+            <w:tcW w:type="dxa" w:w="2200"/>
+            <w:shd w:fill="EEF4F8" w:color="auto" w:val="clear"/>
+            <w:tcMar>
+              <w:top w:type="dxa" w:w="60"/>
+              <w:left w:type="dxa" w:w="100"/>
+              <w:bottom w:type="dxa" w:w="60"/>
+              <w:right w:type="dxa" w:w="100"/>
+            </w:tcMar>
+          </w:tcPr>
+          <w:p>
+            <w:pPr>
+              <w:spacing w:after="0" w:before="0"/>
+            </w:pPr>
+            <w:r>
+              <w:rPr>
+                <w:b/>
+                <w:bCs/>
+                <w:color w:val="0F2B3C"/>
+                <w:sz w:val="18"/>
+                <w:szCs w:val="18"/>
+              </w:rPr>
+              <w:t xml:space="preserve">Visual Clue</w:t>
+            </w:r>
+          </w:p>
+        </w:tc>
+      </w:tr>
+      <w:tr>
+        <w:trPr>
+          <w:cantSplit/>
+        </w:trPr>
+        <w:tc>
+          <w:tcPr>
+            <w:tcW w:type="dxa" w:w="1800"/>
+            <w:tcMar>
+              <w:top w:type="dxa" w:w="60"/>
+              <w:left w:type="dxa" w:w="100"/>
+              <w:bottom w:type="dxa" w:w="60"/>
+              <w:right w:type="dxa" w:w="100"/>
+            </w:tcMar>
+            <w:vAlign w:val="top"/>
+          </w:tcPr>
+          <w:p>
+            <w:pPr>
+              <w:spacing w:after="20" w:before="0"/>
+            </w:pPr>
+            <w:r>
+              <w:rPr>
+                <w:b/>
+                <w:bCs/>
+                <w:color w:val="0F2B3C"/>
+                <w:sz w:val="20"/>
+                <w:szCs w:val="20"/>
+              </w:rPr>
+              <w:t xml:space="preserve">Percent of a Number</w:t>
+            </w:r>
+          </w:p>
+          <w:p>
+            <w:pPr>
+              <w:spacing w:after="0" w:before="0"/>
+            </w:pPr>
+            <w:r>
+              <w:rPr>
+                <w:i/>
+                <w:iCs/>
+                <w:color w:val="5E6E7E"/>
+                <w:sz w:val="18"/>
+                <w:szCs w:val="18"/>
+              </w:rPr>
+              <w:t xml:space="preserve">Porcentaje de un número</w:t>
+            </w:r>
+          </w:p>
+        </w:tc>
+        <w:tc>
+          <w:tcPr>
+            <w:tcW w:type="dxa" w:w="3160"/>
+            <w:tcMar>
+              <w:top w:type="dxa" w:w="60"/>
+              <w:left w:type="dxa" w:w="100"/>
+              <w:bottom w:type="dxa" w:w="60"/>
+              <w:right w:type="dxa" w:w="100"/>
+            </w:tcMar>
+            <w:vAlign w:val="top"/>
+          </w:tcPr>
+          <w:p>
+            <w:pPr>
+              <w:spacing w:after="0" w:before="0"/>
+            </w:pPr>
+            <w:r>
+              <w:rPr>
+                <w:sz w:val="19"/>
+                <w:szCs w:val="19"/>
+              </w:rPr>
+              <w:t xml:space="preserve">A part of a number found by multiplying the number by the percent written as a decimal.</w:t>
+            </w:r>
+          </w:p>
+        </w:tc>
+        <w:tc>
+          <w:tcPr>
+            <w:tcW w:type="dxa" w:w="2200"/>
+            <w:tcMar>
+              <w:top w:type="dxa" w:w="60"/>
+              <w:left w:type="dxa" w:w="100"/>
+              <w:bottom w:type="dxa" w:w="60"/>
+              <w:right w:type="dxa" w:w="100"/>
+            </w:tcMar>
+            <w:vAlign w:val="top"/>
+          </w:tcPr>
+          <w:p>
+            <w:pPr>
+              <w:spacing w:after="30" w:before="0"/>
+            </w:pPr>
+            <w:r>
+              <w:rPr>
+                <w:i/>
+                <w:iCs/>
+                <w:color w:val="5E6E7E"/>
+                <w:sz w:val="18"/>
+                <w:szCs w:val="18"/>
+              </w:rPr>
+              <w:t xml:space="preserve">Not Percent of a Number: write a counter-example that does not fit the rule.</w:t>
+            </w:r>
+          </w:p>
+          <w:p>
+            <w:pPr>
+              <w:spacing w:after="50" w:before="0"/>
+            </w:pPr>
+            <w:r>
+              <w:rPr>
+                <w:color w:val="BBBBBB"/>
+                <w:sz w:val="18"/>
+                <w:szCs w:val="18"/>
+              </w:rPr>
+              <w:t xml:space="preserve">____________________________</w:t>
+            </w:r>
+          </w:p>
+        </w:tc>
+        <w:tc>
+          <w:tcPr>
+            <w:tcW w:type="dxa" w:w="2200"/>
+            <w:tcMar>
+              <w:top w:type="dxa" w:w="60"/>
+              <w:left w:type="dxa" w:w="100"/>
+              <w:bottom w:type="dxa" w:w="60"/>
+              <w:right w:type="dxa" w:w="100"/>
+            </w:tcMar>
+            <w:vAlign w:val="top"/>
+          </w:tcPr>
+          <w:p>
+            <w:pPr>
+              <w:spacing w:after="0" w:before="0"/>
+            </w:pPr>
+            <w:r>
+              <w:rPr>
+                <w:i/>
+                <w:iCs/>
+                <w:color w:val="5E6E7E"/>
+                <w:sz w:val="18"/>
+                <w:szCs w:val="18"/>
+              </w:rPr>
+              <w:t xml:space="preserve">25% of 80 = 0.25 × 80 = 20</w:t>
+            </w:r>
+          </w:p>
+        </w:tc>
+      </w:tr>
+      <w:tr>
+        <w:trPr>
+          <w:cantSplit/>
+        </w:trPr>
+        <w:tc>
+          <w:tcPr>
+            <w:tcW w:type="dxa" w:w="1800"/>
+            <w:tcMar>
+              <w:top w:type="dxa" w:w="60"/>
+              <w:left w:type="dxa" w:w="100"/>
+              <w:bottom w:type="dxa" w:w="60"/>
+              <w:right w:type="dxa" w:w="100"/>
+            </w:tcMar>
+            <w:vAlign w:val="top"/>
+          </w:tcPr>
+          <w:p>
+            <w:pPr>
+              <w:spacing w:after="20" w:before="0"/>
+            </w:pPr>
+            <w:r>
+              <w:rPr>
+                <w:b/>
+                <w:bCs/>
+                <w:color w:val="0F2B3C"/>
+                <w:sz w:val="20"/>
+                <w:szCs w:val="20"/>
+              </w:rPr>
+              <w:t xml:space="preserve">Percent</w:t>
+            </w:r>
+          </w:p>
+          <w:p>
+            <w:pPr>
+              <w:spacing w:after="0" w:before="0"/>
+            </w:pPr>
+            <w:r>
+              <w:rPr>
+                <w:i/>
+                <w:iCs/>
+                <w:color w:val="5E6E7E"/>
+                <w:sz w:val="18"/>
+                <w:szCs w:val="18"/>
+              </w:rPr>
+              <w:t xml:space="preserve">Porcentaje</w:t>
+            </w:r>
+          </w:p>
+        </w:tc>
+        <w:tc>
+          <w:tcPr>
+            <w:tcW w:type="dxa" w:w="3160"/>
+            <w:tcMar>
+              <w:top w:type="dxa" w:w="60"/>
+              <w:left w:type="dxa" w:w="100"/>
+              <w:bottom w:type="dxa" w:w="60"/>
+              <w:right w:type="dxa" w:w="100"/>
+            </w:tcMar>
+            <w:vAlign w:val="top"/>
+          </w:tcPr>
+          <w:p>
+            <w:pPr>
+              <w:spacing w:after="0" w:before="0"/>
+            </w:pPr>
+            <w:r>
+              <w:rPr>
+                <w:sz w:val="19"/>
+                <w:szCs w:val="19"/>
+              </w:rPr>
+              <w:t xml:space="preserve">A way to compare a number to 100, shown with the % sign.</w:t>
+            </w:r>
+          </w:p>
+        </w:tc>
+        <w:tc>
+          <w:tcPr>
+            <w:tcW w:type="dxa" w:w="2200"/>
+            <w:tcMar>
+              <w:top w:type="dxa" w:w="60"/>
+              <w:left w:type="dxa" w:w="100"/>
+              <w:bottom w:type="dxa" w:w="60"/>
+              <w:right w:type="dxa" w:w="100"/>
+            </w:tcMar>
+            <w:vAlign w:val="top"/>
+          </w:tcPr>
+          <w:p>
+            <w:pPr>
+              <w:spacing w:after="30" w:before="0"/>
+            </w:pPr>
+            <w:r>
+              <w:rPr>
+                <w:i/>
+                <w:iCs/>
+                <w:color w:val="5E6E7E"/>
+                <w:sz w:val="18"/>
+                <w:szCs w:val="18"/>
+              </w:rPr>
+              <w:t xml:space="preserve">Not Percent: write a counter-example that does not fit the rule.</w:t>
+            </w:r>
+          </w:p>
+          <w:p>
+            <w:pPr>
+              <w:spacing w:after="50" w:before="0"/>
+            </w:pPr>
+            <w:r>
+              <w:rPr>
+                <w:color w:val="BBBBBB"/>
+                <w:sz w:val="18"/>
+                <w:szCs w:val="18"/>
+              </w:rPr>
+              <w:t xml:space="preserve">____________________________</w:t>
+            </w:r>
+          </w:p>
+        </w:tc>
+        <w:tc>
+          <w:tcPr>
+            <w:tcW w:type="dxa" w:w="2200"/>
+            <w:tcMar>
+              <w:top w:type="dxa" w:w="60"/>
+              <w:left w:type="dxa" w:w="100"/>
+              <w:bottom w:type="dxa" w:w="60"/>
+              <w:right w:type="dxa" w:w="100"/>
+            </w:tcMar>
+            <w:vAlign w:val="top"/>
+          </w:tcPr>
+          <w:p>
+            <w:pPr>
+              <w:spacing w:after="0" w:before="0"/>
+            </w:pPr>
+            <w:r>
+              <w:rPr>
+                <w:i/>
+                <w:iCs/>
+                <w:color w:val="5E6E7E"/>
+                <w:sz w:val="18"/>
+                <w:szCs w:val="18"/>
+              </w:rPr>
+              <w:t xml:space="preserve">30% means 30 out of 100</w:t>
+            </w:r>
+          </w:p>
+        </w:tc>
+      </w:tr>
+      <w:tr>
+        <w:trPr>
+          <w:cantSplit/>
+        </w:trPr>
+        <w:tc>
+          <w:tcPr>
+            <w:tcW w:type="dxa" w:w="1800"/>
+            <w:tcMar>
+              <w:top w:type="dxa" w:w="60"/>
+              <w:left w:type="dxa" w:w="100"/>
+              <w:bottom w:type="dxa" w:w="60"/>
+              <w:right w:type="dxa" w:w="100"/>
+            </w:tcMar>
+            <w:vAlign w:val="top"/>
+          </w:tcPr>
+          <w:p>
+            <w:pPr>
+              <w:spacing w:after="20" w:before="0"/>
+            </w:pPr>
+            <w:r>
+              <w:rPr>
+                <w:b/>
+                <w:bCs/>
+                <w:color w:val="0F2B3C"/>
+                <w:sz w:val="20"/>
+                <w:szCs w:val="20"/>
+              </w:rPr>
+              <w:t xml:space="preserve">Base</w:t>
+            </w:r>
+          </w:p>
+          <w:p>
+            <w:pPr>
+              <w:spacing w:after="0" w:before="0"/>
+            </w:pPr>
+            <w:r>
+              <w:rPr>
+                <w:i/>
+                <w:iCs/>
+                <w:color w:val="5E6E7E"/>
+                <w:sz w:val="18"/>
+                <w:szCs w:val="18"/>
+              </w:rPr>
+              <w:t xml:space="preserve">Base</w:t>
+            </w:r>
+          </w:p>
+        </w:tc>
+        <w:tc>
+          <w:tcPr>
+            <w:tcW w:type="dxa" w:w="3160"/>
+            <w:tcMar>
+              <w:top w:type="dxa" w:w="60"/>
+              <w:left w:type="dxa" w:w="100"/>
+              <w:bottom w:type="dxa" w:w="60"/>
+              <w:right w:type="dxa" w:w="100"/>
+            </w:tcMar>
+            <w:vAlign w:val="top"/>
+          </w:tcPr>
+          <w:p>
+            <w:pPr>
+              <w:spacing w:after="0" w:before="0"/>
+            </w:pPr>
+            <w:r>
+              <w:rPr>
+                <w:sz w:val="19"/>
+                <w:szCs w:val="19"/>
+              </w:rPr>
+              <w:t xml:space="preserve">The whole amount you start with — the number right after the word “of.”</w:t>
+            </w:r>
+          </w:p>
+        </w:tc>
+        <w:tc>
+          <w:tcPr>
+            <w:tcW w:type="dxa" w:w="2200"/>
+            <w:tcMar>
+              <w:top w:type="dxa" w:w="60"/>
+              <w:left w:type="dxa" w:w="100"/>
+              <w:bottom w:type="dxa" w:w="60"/>
+              <w:right w:type="dxa" w:w="100"/>
+            </w:tcMar>
+            <w:vAlign w:val="top"/>
+          </w:tcPr>
+          <w:p>
+            <w:pPr>
+              <w:spacing w:after="30" w:before="0"/>
+            </w:pPr>
+            <w:r>
+              <w:rPr>
+                <w:i/>
+                <w:iCs/>
+                <w:color w:val="5E6E7E"/>
+                <w:sz w:val="18"/>
+                <w:szCs w:val="18"/>
+              </w:rPr>
+              <w:t xml:space="preserve">Not Base: write a counter-example that does not fit the rule.</w:t>
+            </w:r>
+          </w:p>
+          <w:p>
+            <w:pPr>
+              <w:spacing w:after="50" w:before="0"/>
+            </w:pPr>
+            <w:r>
+              <w:rPr>
+                <w:color w:val="BBBBBB"/>
+                <w:sz w:val="18"/>
+                <w:szCs w:val="18"/>
+              </w:rPr>
+              <w:t xml:space="preserve">____________________________</w:t>
+            </w:r>
+          </w:p>
+        </w:tc>
+        <w:tc>
+          <w:tcPr>
+            <w:tcW w:type="dxa" w:w="2200"/>
+            <w:tcMar>
+              <w:top w:type="dxa" w:w="60"/>
+              <w:left w:type="dxa" w:w="100"/>
+              <w:bottom w:type="dxa" w:w="60"/>
+              <w:right w:type="dxa" w:w="100"/>
+            </w:tcMar>
+            <w:vAlign w:val="top"/>
+          </w:tcPr>
+          <w:p>
+            <w:pPr>
+              <w:spacing w:after="0" w:before="0"/>
+            </w:pPr>
+            <w:r>
+              <w:rPr>
+                <w:i/>
+                <w:iCs/>
+                <w:color w:val="5E6E7E"/>
+                <w:sz w:val="18"/>
+                <w:szCs w:val="18"/>
+              </w:rPr>
+              <w:t xml:space="preserve">25% of 80 → the whole is 80.</w:t>
+            </w:r>
+          </w:p>
+        </w:tc>
+      </w:tr>
+      <w:tr>
+        <w:trPr>
+          <w:cantSplit/>
+        </w:trPr>
+        <w:tc>
+          <w:tcPr>
+            <w:tcW w:type="dxa" w:w="1800"/>
+            <w:tcMar>
+              <w:top w:type="dxa" w:w="60"/>
+              <w:left w:type="dxa" w:w="100"/>
+              <w:bottom w:type="dxa" w:w="60"/>
+              <w:right w:type="dxa" w:w="100"/>
+            </w:tcMar>
+            <w:vAlign w:val="top"/>
+          </w:tcPr>
+          <w:p>
+            <w:pPr>
+              <w:spacing w:after="20" w:before="0"/>
+            </w:pPr>
+            <w:r>
+              <w:rPr>
+                <w:b/>
+                <w:bCs/>
+                <w:color w:val="0F2B3C"/>
+                <w:sz w:val="20"/>
+                <w:szCs w:val="20"/>
+              </w:rPr>
+              <w:t xml:space="preserve">Part</w:t>
+            </w:r>
+          </w:p>
+          <w:p>
+            <w:pPr>
+              <w:spacing w:after="0" w:before="0"/>
+            </w:pPr>
+            <w:r>
+              <w:rPr>
+                <w:i/>
+                <w:iCs/>
+                <w:color w:val="5E6E7E"/>
+                <w:sz w:val="18"/>
+                <w:szCs w:val="18"/>
+              </w:rPr>
+              <w:t xml:space="preserve">Parte</w:t>
+            </w:r>
+          </w:p>
+        </w:tc>
+        <w:tc>
+          <w:tcPr>
+            <w:tcW w:type="dxa" w:w="3160"/>
+            <w:tcMar>
+              <w:top w:type="dxa" w:w="60"/>
+              <w:left w:type="dxa" w:w="100"/>
+              <w:bottom w:type="dxa" w:w="60"/>
+              <w:right w:type="dxa" w:w="100"/>
+            </w:tcMar>
+            <w:vAlign w:val="top"/>
+          </w:tcPr>
+          <w:p>
+            <w:pPr>
+              <w:spacing w:after="0" w:before="0"/>
+            </w:pPr>
+            <w:r>
+              <w:rPr>
+                <w:sz w:val="19"/>
+                <w:szCs w:val="19"/>
+              </w:rPr>
+              <w:t xml:space="preserve">How much of the base (the whole) you get. It is your answer.</w:t>
+            </w:r>
+          </w:p>
+        </w:tc>
+        <w:tc>
+          <w:tcPr>
+            <w:tcW w:type="dxa" w:w="2200"/>
+            <w:tcMar>
+              <w:top w:type="dxa" w:w="60"/>
+              <w:left w:type="dxa" w:w="100"/>
+              <w:bottom w:type="dxa" w:w="60"/>
+              <w:right w:type="dxa" w:w="100"/>
+            </w:tcMar>
+            <w:vAlign w:val="top"/>
+          </w:tcPr>
+          <w:p>
+            <w:pPr>
+              <w:spacing w:after="30" w:before="0"/>
+            </w:pPr>
+            <w:r>
+              <w:rPr>
+                <w:i/>
+                <w:iCs/>
+                <w:color w:val="5E6E7E"/>
+                <w:sz w:val="18"/>
+                <w:szCs w:val="18"/>
+              </w:rPr>
+              <w:t xml:space="preserve">Not Part: write a counter-example that does not fit the rule.</w:t>
+            </w:r>
+          </w:p>
+          <w:p>
+            <w:pPr>
+              <w:spacing w:after="50" w:before="0"/>
+            </w:pPr>
+            <w:r>
+              <w:rPr>
+                <w:color w:val="BBBBBB"/>
+                <w:sz w:val="18"/>
+                <w:szCs w:val="18"/>
+              </w:rPr>
+              <w:t xml:space="preserve">____________________________</w:t>
+            </w:r>
+          </w:p>
+        </w:tc>
+        <w:tc>
+          <w:tcPr>
+            <w:tcW w:type="dxa" w:w="2200"/>
+            <w:tcMar>
+              <w:top w:type="dxa" w:w="60"/>
+              <w:left w:type="dxa" w:w="100"/>
+              <w:bottom w:type="dxa" w:w="60"/>
+              <w:right w:type="dxa" w:w="100"/>
+            </w:tcMar>
+            <w:vAlign w:val="top"/>
+          </w:tcPr>
+          <w:p>
+            <w:pPr>
+              <w:spacing w:after="0" w:before="0"/>
+            </w:pPr>
+            <w:r>
+              <w:rPr>
+                <w:i/>
+                <w:iCs/>
+                <w:color w:val="5E6E7E"/>
+                <w:sz w:val="18"/>
+                <w:szCs w:val="18"/>
+              </w:rPr>
+              <w:t xml:space="preserve">25% of 80 = 20 → the part is 20 (20 out of the 80).</w:t>
+            </w:r>
+          </w:p>
+        </w:tc>
+      </w:tr>
+      <w:tr>
+        <w:trPr>
+          <w:cantSplit/>
+        </w:trPr>
+        <w:tc>
+          <w:tcPr>
+            <w:tcW w:type="dxa" w:w="1800"/>
+            <w:tcMar>
+              <w:top w:type="dxa" w:w="60"/>
+              <w:left w:type="dxa" w:w="100"/>
+              <w:bottom w:type="dxa" w:w="60"/>
+              <w:right w:type="dxa" w:w="100"/>
+            </w:tcMar>
+            <w:vAlign w:val="top"/>
+          </w:tcPr>
+          <w:p>
+            <w:pPr>
+              <w:spacing w:after="20" w:before="0"/>
+            </w:pPr>
+            <w:r>
+              <w:rPr>
+                <w:b/>
+                <w:bCs/>
+                <w:color w:val="0F2B3C"/>
+                <w:sz w:val="20"/>
+                <w:szCs w:val="20"/>
+              </w:rPr>
+              <w:t xml:space="preserve">Equation</w:t>
+            </w:r>
+          </w:p>
+          <w:p>
+            <w:pPr>
+              <w:spacing w:after="0" w:before="0"/>
+            </w:pPr>
+            <w:r>
+              <w:rPr>
+                <w:i/>
+                <w:iCs/>
+                <w:color w:val="5E6E7E"/>
+                <w:sz w:val="18"/>
+                <w:szCs w:val="18"/>
+              </w:rPr>
+              <w:t xml:space="preserve">Ecuación</w:t>
+            </w:r>
+          </w:p>
+        </w:tc>
+        <w:tc>
+          <w:tcPr>
+            <w:tcW w:type="dxa" w:w="3160"/>
+            <w:tcMar>
+              <w:top w:type="dxa" w:w="60"/>
+              <w:left w:type="dxa" w:w="100"/>
+              <w:bottom w:type="dxa" w:w="60"/>
+              <w:right w:type="dxa" w:w="100"/>
+            </w:tcMar>
+            <w:vAlign w:val="top"/>
+          </w:tcPr>
+          <w:p>
+            <w:pPr>
+              <w:spacing w:after="0" w:before="0"/>
+            </w:pPr>
+            <w:r>
+              <w:rPr>
+                <w:sz w:val="19"/>
+                <w:szCs w:val="19"/>
+              </w:rPr>
+              <w:t xml:space="preserve">A number sentence with an equal sign. The percent one is: part = percent × base.</w:t>
+            </w:r>
+          </w:p>
+        </w:tc>
+        <w:tc>
+          <w:tcPr>
+            <w:tcW w:type="dxa" w:w="2200"/>
+            <w:tcMar>
+              <w:top w:type="dxa" w:w="60"/>
+              <w:left w:type="dxa" w:w="100"/>
+              <w:bottom w:type="dxa" w:w="60"/>
+              <w:right w:type="dxa" w:w="100"/>
+            </w:tcMar>
+            <w:vAlign w:val="top"/>
+          </w:tcPr>
+          <w:p>
+            <w:pPr>
+              <w:spacing w:after="30" w:before="0"/>
+            </w:pPr>
+            <w:r>
+              <w:rPr>
+                <w:i/>
+                <w:iCs/>
+                <w:color w:val="5E6E7E"/>
+                <w:sz w:val="18"/>
+                <w:szCs w:val="18"/>
+              </w:rPr>
+              <w:t xml:space="preserve">Not Equation: write a counter-example that does not fit the rule.</w:t>
+            </w:r>
+          </w:p>
+          <w:p>
+            <w:pPr>
+              <w:spacing w:after="50" w:before="0"/>
+            </w:pPr>
+            <w:r>
+              <w:rPr>
+                <w:color w:val="BBBBBB"/>
+                <w:sz w:val="18"/>
+                <w:szCs w:val="18"/>
+              </w:rPr>
+              <w:t xml:space="preserve">____________________________</w:t>
+            </w:r>
+          </w:p>
+        </w:tc>
+        <w:tc>
+          <w:tcPr>
+            <w:tcW w:type="dxa" w:w="2200"/>
+            <w:tcMar>
+              <w:top w:type="dxa" w:w="60"/>
+              <w:left w:type="dxa" w:w="100"/>
+              <w:bottom w:type="dxa" w:w="60"/>
+              <w:right w:type="dxa" w:w="100"/>
+            </w:tcMar>
+            <w:vAlign w:val="top"/>
+          </w:tcPr>
+          <w:p>
+            <w:pPr>
+              <w:spacing w:after="0" w:before="0"/>
+            </w:pPr>
+            <w:r>
+              <w:rPr>
+                <w:i/>
+                <w:iCs/>
+                <w:color w:val="5E6E7E"/>
+                <w:sz w:val="18"/>
+                <w:szCs w:val="18"/>
+              </w:rPr>
+              <w:t xml:space="preserve">part = percent × base — like 20 = 0.25 × 80.</w:t>
+            </w:r>
+          </w:p>
+        </w:tc>
+      </w:tr>
+      <w:tr>
+        <w:trPr>
+          <w:cantSplit/>
+        </w:trPr>
+        <w:tc>
+          <w:tcPr>
+            <w:tcW w:type="dxa" w:w="1800"/>
+            <w:tcMar>
+              <w:top w:type="dxa" w:w="60"/>
+              <w:left w:type="dxa" w:w="100"/>
+              <w:bottom w:type="dxa" w:w="60"/>
+              <w:right w:type="dxa" w:w="100"/>
+            </w:tcMar>
+            <w:vAlign w:val="top"/>
+          </w:tcPr>
+          <w:p>
+            <w:pPr>
+              <w:spacing w:after="20" w:before="0"/>
+            </w:pPr>
+            <w:r>
+              <w:rPr>
+                <w:b/>
+                <w:bCs/>
+                <w:color w:val="0F2B3C"/>
+                <w:sz w:val="20"/>
+                <w:szCs w:val="20"/>
+              </w:rPr>
+              <w:t xml:space="preserve">Discount</w:t>
+            </w:r>
+          </w:p>
+          <w:p>
+            <w:pPr>
+              <w:spacing w:after="0" w:before="0"/>
+            </w:pPr>
+            <w:r>
+              <w:rPr>
+                <w:i/>
+                <w:iCs/>
+                <w:color w:val="5E6E7E"/>
+                <w:sz w:val="18"/>
+                <w:szCs w:val="18"/>
+              </w:rPr>
+              <w:t xml:space="preserve">Descuento</w:t>
+            </w:r>
+          </w:p>
+        </w:tc>
+        <w:tc>
+          <w:tcPr>
+            <w:tcW w:type="dxa" w:w="3160"/>
+            <w:tcMar>
+              <w:top w:type="dxa" w:w="60"/>
+              <w:left w:type="dxa" w:w="100"/>
+              <w:bottom w:type="dxa" w:w="60"/>
+              <w:right w:type="dxa" w:w="100"/>
+            </w:tcMar>
+            <w:vAlign w:val="top"/>
+          </w:tcPr>
+          <w:p>
+            <w:pPr>
+              <w:spacing w:after="0" w:before="0"/>
+            </w:pPr>
+            <w:r>
+              <w:rPr>
+                <w:sz w:val="19"/>
+                <w:szCs w:val="19"/>
+              </w:rPr>
+              <w:t xml:space="preserve">Money taken off the first price to make it cheaper.</w:t>
+            </w:r>
+          </w:p>
+        </w:tc>
+        <w:tc>
+          <w:tcPr>
+            <w:tcW w:type="dxa" w:w="2200"/>
+            <w:tcMar>
+              <w:top w:type="dxa" w:w="60"/>
+              <w:left w:type="dxa" w:w="100"/>
+              <w:bottom w:type="dxa" w:w="60"/>
+              <w:right w:type="dxa" w:w="100"/>
+            </w:tcMar>
+            <w:vAlign w:val="top"/>
+          </w:tcPr>
+          <w:p>
+            <w:pPr>
+              <w:spacing w:after="30" w:before="0"/>
+            </w:pPr>
+            <w:r>
+              <w:rPr>
+                <w:i/>
+                <w:iCs/>
+                <w:color w:val="5E6E7E"/>
+                <w:sz w:val="18"/>
+                <w:szCs w:val="18"/>
+              </w:rPr>
+              <w:t xml:space="preserve">Not Discount: write a counter-example that does not fit the rule.</w:t>
+            </w:r>
+          </w:p>
+          <w:p>
+            <w:pPr>
+              <w:spacing w:after="50" w:before="0"/>
+            </w:pPr>
+            <w:r>
+              <w:rPr>
+                <w:color w:val="BBBBBB"/>
+                <w:sz w:val="18"/>
+                <w:szCs w:val="18"/>
+              </w:rPr>
+              <w:t xml:space="preserve">____________________________</w:t>
+            </w:r>
+          </w:p>
+        </w:tc>
+        <w:tc>
+          <w:tcPr>
+            <w:tcW w:type="dxa" w:w="2200"/>
+            <w:tcMar>
+              <w:top w:type="dxa" w:w="60"/>
+              <w:left w:type="dxa" w:w="100"/>
+              <w:bottom w:type="dxa" w:w="60"/>
+              <w:right w:type="dxa" w:w="100"/>
+            </w:tcMar>
+            <w:vAlign w:val="top"/>
+          </w:tcPr>
+          <w:p>
+            <w:pPr>
+              <w:spacing w:after="0" w:before="0"/>
+            </w:pPr>
+            <w:r>
+              <w:rPr>
+                <w:i/>
+                <w:iCs/>
+                <w:color w:val="5E6E7E"/>
+                <w:sz w:val="18"/>
+                <w:szCs w:val="18"/>
+              </w:rPr>
+              <w:t xml:space="preserve">$40 shirt at 25% off: discount = $10</w:t>
+            </w:r>
+          </w:p>
+        </w:tc>
+      </w:tr>
+      <w:tr>
+        <w:trPr>
+          <w:cantSplit/>
+        </w:trPr>
+        <w:tc>
+          <w:tcPr>
+            <w:tcW w:type="dxa" w:w="1800"/>
+            <w:tcMar>
+              <w:top w:type="dxa" w:w="60"/>
+              <w:left w:type="dxa" w:w="100"/>
+              <w:bottom w:type="dxa" w:w="60"/>
+              <w:right w:type="dxa" w:w="100"/>
+            </w:tcMar>
+            <w:vAlign w:val="top"/>
+          </w:tcPr>
+          <w:p>
+            <w:pPr>
+              <w:spacing w:after="20" w:before="0"/>
+            </w:pPr>
+            <w:r>
+              <w:rPr>
+                <w:b/>
+                <w:bCs/>
+                <w:color w:val="0F2B3C"/>
+                <w:sz w:val="20"/>
+                <w:szCs w:val="20"/>
+              </w:rPr>
+              <w:t xml:space="preserve">Double number line</w:t>
+            </w:r>
+          </w:p>
+          <w:p>
+            <w:pPr>
+              <w:spacing w:after="0" w:before="0"/>
+            </w:pPr>
+            <w:r>
+              <w:rPr>
+                <w:i/>
+                <w:iCs/>
+                <w:color w:val="5E6E7E"/>
+                <w:sz w:val="18"/>
+                <w:szCs w:val="18"/>
+              </w:rPr>
+              <w:t xml:space="preserve">Recta numérica doble</w:t>
+            </w:r>
+          </w:p>
+        </w:tc>
+        <w:tc>
+          <w:tcPr>
+            <w:tcW w:type="dxa" w:w="3160"/>
+            <w:tcMar>
+              <w:top w:type="dxa" w:w="60"/>
+              <w:left w:type="dxa" w:w="100"/>
+              <w:bottom w:type="dxa" w:w="60"/>
+              <w:right w:type="dxa" w:w="100"/>
+            </w:tcMar>
+            <w:vAlign w:val="top"/>
+          </w:tcPr>
+          <w:p>
+            <w:pPr>
+              <w:spacing w:after="0" w:before="0"/>
+            </w:pPr>
+            <w:r>
+              <w:rPr>
+                <w:sz w:val="19"/>
+                <w:szCs w:val="19"/>
+              </w:rPr>
+              <w:t xml:space="preserve">Two number lines that line up percents with amounts.</w:t>
+            </w:r>
+          </w:p>
+        </w:tc>
+        <w:tc>
+          <w:tcPr>
+            <w:tcW w:type="dxa" w:w="2200"/>
+            <w:tcMar>
+              <w:top w:type="dxa" w:w="60"/>
+              <w:left w:type="dxa" w:w="100"/>
+              <w:bottom w:type="dxa" w:w="60"/>
+              <w:right w:type="dxa" w:w="100"/>
+            </w:tcMar>
+            <w:vAlign w:val="top"/>
+          </w:tcPr>
+          <w:p>
+            <w:pPr>
+              <w:spacing w:after="30" w:before="0"/>
+            </w:pPr>
+            <w:r>
+              <w:rPr>
+                <w:i/>
+                <w:iCs/>
+                <w:color w:val="5E6E7E"/>
+                <w:sz w:val="18"/>
+                <w:szCs w:val="18"/>
+              </w:rPr>
+              <w:t xml:space="preserve">Not Double number line: write a counter-example that does not fit the rule.</w:t>
+            </w:r>
+          </w:p>
+          <w:p>
+            <w:pPr>
+              <w:spacing w:after="50" w:before="0"/>
+            </w:pPr>
+            <w:r>
+              <w:rPr>
+                <w:color w:val="BBBBBB"/>
+                <w:sz w:val="18"/>
+                <w:szCs w:val="18"/>
+              </w:rPr>
+              <w:t xml:space="preserve">____________________________</w:t>
+            </w:r>
+          </w:p>
+        </w:tc>
+        <w:tc>
+          <w:tcPr>
+            <w:tcW w:type="dxa" w:w="2200"/>
+            <w:tcMar>
+              <w:top w:type="dxa" w:w="60"/>
+              <w:left w:type="dxa" w:w="100"/>
+              <w:bottom w:type="dxa" w:w="60"/>
+              <w:right w:type="dxa" w:w="100"/>
+            </w:tcMar>
+            <w:vAlign w:val="top"/>
+          </w:tcPr>
+          <w:p>
+            <w:pPr>
+              <w:spacing w:after="0" w:before="0"/>
+            </w:pPr>
+            <w:r>
+              <w:rPr>
+                <w:i/>
+                <w:iCs/>
+                <w:color w:val="5E6E7E"/>
+                <w:sz w:val="18"/>
+                <w:szCs w:val="18"/>
+              </w:rPr>
+              <w:t xml:space="preserve">0%–100% on one line over 0–300 on the other.</w:t>
+            </w:r>
+          </w:p>
+        </w:tc>
+      </w:tr>
+      <w:tr>
+        <w:trPr>
+          <w:cantSplit/>
+        </w:trPr>
+        <w:tc>
+          <w:tcPr>
+            <w:tcW w:type="dxa" w:w="1800"/>
+            <w:tcMar>
+              <w:top w:type="dxa" w:w="60"/>
+              <w:left w:type="dxa" w:w="100"/>
+              <w:bottom w:type="dxa" w:w="60"/>
+              <w:right w:type="dxa" w:w="100"/>
+            </w:tcMar>
+            <w:vAlign w:val="top"/>
+          </w:tcPr>
+          <w:p>
+            <w:pPr>
+              <w:spacing w:after="20" w:before="0"/>
+            </w:pPr>
+            <w:r>
+              <w:rPr>
+                <w:b/>
+                <w:bCs/>
+                <w:color w:val="0F2B3C"/>
+                <w:sz w:val="20"/>
+                <w:szCs w:val="20"/>
+              </w:rPr>
+              <w:t xml:space="preserve">Equivalent fraction</w:t>
+            </w:r>
+          </w:p>
+          <w:p>
+            <w:pPr>
+              <w:spacing w:after="0" w:before="0"/>
+            </w:pPr>
+            <w:r>
+              <w:rPr>
+                <w:i/>
+                <w:iCs/>
+                <w:color w:val="5E6E7E"/>
+                <w:sz w:val="18"/>
+                <w:szCs w:val="18"/>
+              </w:rPr>
+              <w:t xml:space="preserve">Fracción equivalente</w:t>
+            </w:r>
+          </w:p>
+        </w:tc>
+        <w:tc>
+          <w:tcPr>
+            <w:tcW w:type="dxa" w:w="3160"/>
+            <w:tcMar>
+              <w:top w:type="dxa" w:w="60"/>
+              <w:left w:type="dxa" w:w="100"/>
+              <w:bottom w:type="dxa" w:w="60"/>
+              <w:right w:type="dxa" w:w="100"/>
+            </w:tcMar>
+            <w:vAlign w:val="top"/>
+          </w:tcPr>
+          <w:p>
+            <w:pPr>
+              <w:spacing w:after="0" w:before="0"/>
+            </w:pPr>
+            <w:r>
+              <w:rPr>
+                <w:sz w:val="19"/>
+                <w:szCs w:val="19"/>
+              </w:rPr>
+              <w:t xml:space="preserve">A fraction with the same value written with different numbers.</w:t>
+            </w:r>
+          </w:p>
+        </w:tc>
+        <w:tc>
+          <w:tcPr>
+            <w:tcW w:type="dxa" w:w="2200"/>
+            <w:tcMar>
+              <w:top w:type="dxa" w:w="60"/>
+              <w:left w:type="dxa" w:w="100"/>
+              <w:bottom w:type="dxa" w:w="60"/>
+              <w:right w:type="dxa" w:w="100"/>
+            </w:tcMar>
+            <w:vAlign w:val="top"/>
+          </w:tcPr>
+          <w:p>
+            <w:pPr>
+              <w:spacing w:after="30" w:before="0"/>
+            </w:pPr>
+            <w:r>
+              <w:rPr>
+                <w:i/>
+                <w:iCs/>
+                <w:color w:val="5E6E7E"/>
+                <w:sz w:val="18"/>
+                <w:szCs w:val="18"/>
+              </w:rPr>
+              <w:t xml:space="preserve">Not Equivalent fraction: write a counter-example that does not fit the rule.</w:t>
+            </w:r>
+          </w:p>
+          <w:p>
+            <w:pPr>
+              <w:spacing w:after="50" w:before="0"/>
+            </w:pPr>
+            <w:r>
+              <w:rPr>
+                <w:color w:val="BBBBBB"/>
+                <w:sz w:val="18"/>
+                <w:szCs w:val="18"/>
+              </w:rPr>
+              <w:t xml:space="preserve">____________________________</w:t>
+            </w:r>
+          </w:p>
+        </w:tc>
+        <w:tc>
+          <w:tcPr>
+            <w:tcW w:type="dxa" w:w="2200"/>
+            <w:tcMar>
+              <w:top w:type="dxa" w:w="60"/>
+              <w:left w:type="dxa" w:w="100"/>
+              <w:bottom w:type="dxa" w:w="60"/>
+              <w:right w:type="dxa" w:w="100"/>
+            </w:tcMar>
+            <w:vAlign w:val="top"/>
+          </w:tcPr>
+          <w:p>
+            <w:pPr>
+              <w:spacing w:after="0" w:before="0"/>
+            </w:pPr>
+            <w:r>
+              <w:rPr>
+                <w:i/>
+                <w:iCs/>
+                <w:color w:val="5E6E7E"/>
+                <w:sz w:val="18"/>
+                <w:szCs w:val="18"/>
+              </w:rPr>
+              <w:t xml:space="preserve">18/24 = 75/100</w:t>
+            </w:r>
+          </w:p>
+        </w:tc>
+      </w:tr>
+    </w:tbl>
+    <w:p>
+      <w:pPr>
+        <w:spacing w:after="120" w:before="140"/>
       </w:pPr>
       <w:r>
         <w:rPr>
@@ -127,73 +1379,922 @@
         <w:t xml:space="preserve">Take simple parts of a number.</w:t>
       </w:r>
     </w:p>
-    <w:p>
-      <w:pPr>
-        <w:spacing w:after="40" w:before="0"/>
-      </w:pPr>
-      <w:r>
-        <w:rPr>
-          <w:sz w:val="22"/>
-          <w:szCs w:val="22"/>
-        </w:rPr>
-        <w:t xml:space="preserve">1.  What is half of 10?</w:t>
-      </w:r>
-    </w:p>
-    <w:p>
-      <w:pPr>
-        <w:spacing w:after="80" w:before="0"/>
-      </w:pPr>
-      <w:r>
-        <w:rPr>
-          <w:color w:val="BBBBBB"/>
-        </w:rPr>
-        <w:t xml:space="preserve">____________________________________________________</w:t>
-      </w:r>
-    </w:p>
-    <w:p>
-      <w:pPr>
-        <w:spacing w:after="40" w:before="0"/>
-      </w:pPr>
-      <w:r>
-        <w:rPr>
-          <w:sz w:val="22"/>
-          <w:szCs w:val="22"/>
-        </w:rPr>
-        <w:t xml:space="preserve">2.  What is half of 8?</w:t>
-      </w:r>
-    </w:p>
-    <w:p>
-      <w:pPr>
-        <w:spacing w:after="80" w:before="0"/>
-      </w:pPr>
-      <w:r>
-        <w:rPr>
-          <w:color w:val="BBBBBB"/>
-        </w:rPr>
-        <w:t xml:space="preserve">____________________________________________________</w:t>
-      </w:r>
-    </w:p>
-    <w:p>
-      <w:pPr>
-        <w:spacing w:after="40" w:before="0"/>
-      </w:pPr>
-      <w:r>
-        <w:rPr>
-          <w:sz w:val="22"/>
-          <w:szCs w:val="22"/>
-        </w:rPr>
-        <w:t xml:space="preserve">3.  What is 10 ÷ 10?</w:t>
-      </w:r>
-    </w:p>
-    <w:p>
-      <w:pPr>
-        <w:spacing w:after="80" w:before="0"/>
-      </w:pPr>
-      <w:r>
-        <w:rPr>
-          <w:color w:val="BBBBBB"/>
-        </w:rPr>
-        <w:t xml:space="preserve">____________________________________________________</w:t>
+    <w:tbl>
+      <w:tblPr>
+        <w:tblW w:type="dxa" w:w="9360"/>
+        <w:tblBorders>
+          <w:top w:val="single" w:color="C7D2DD" w:sz="6"/>
+          <w:left w:val="single" w:color="C7D2DD" w:sz="6"/>
+          <w:bottom w:val="single" w:color="C7D2DD" w:sz="6"/>
+          <w:right w:val="single" w:color="C7D2DD" w:sz="6"/>
+          <w:insideH w:val="single" w:color="C7D2DD" w:sz="6"/>
+          <w:insideV w:val="single" w:color="C7D2DD" w:sz="6"/>
+        </w:tblBorders>
+      </w:tblPr>
+      <w:tblGrid>
+        <w:gridCol w:w="2800"/>
+        <w:gridCol w:w="3560"/>
+        <w:gridCol w:w="3000"/>
+      </w:tblGrid>
+      <w:tr>
+        <w:trPr>
+          <w:cantSplit/>
+          <w:tblHeader/>
+        </w:trPr>
+        <w:tc>
+          <w:tcPr>
+            <w:tcW w:type="dxa" w:w="2800"/>
+            <w:shd w:fill="EEF4F8" w:color="auto" w:val="clear"/>
+            <w:tcMar>
+              <w:top w:type="dxa" w:w="60"/>
+              <w:left w:type="dxa" w:w="100"/>
+              <w:bottom w:type="dxa" w:w="60"/>
+              <w:right w:type="dxa" w:w="100"/>
+            </w:tcMar>
+          </w:tcPr>
+          <w:p>
+            <w:pPr>
+              <w:spacing w:after="0" w:before="0"/>
+            </w:pPr>
+            <w:r>
+              <w:rPr>
+                <w:b/>
+                <w:bCs/>
+                <w:color w:val="0F2B3C"/>
+                <w:sz w:val="16"/>
+                <w:szCs w:val="16"/>
+              </w:rPr>
+              <w:t xml:space="preserve">CORE PROBLEM / GIVEN REPRESENTATION</w:t>
+            </w:r>
+          </w:p>
+        </w:tc>
+        <w:tc>
+          <w:tcPr>
+            <w:tcW w:type="dxa" w:w="3560"/>
+            <w:shd w:fill="EEF4F8" w:color="auto" w:val="clear"/>
+            <w:tcMar>
+              <w:top w:type="dxa" w:w="60"/>
+              <w:left w:type="dxa" w:w="100"/>
+              <w:bottom w:type="dxa" w:w="60"/>
+              <w:right w:type="dxa" w:w="100"/>
+            </w:tcMar>
+          </w:tcPr>
+          <w:p>
+            <w:pPr>
+              <w:spacing w:after="0" w:before="0"/>
+            </w:pPr>
+            <w:r>
+              <w:rPr>
+                <w:b/>
+                <w:bCs/>
+                <w:color w:val="0F2B3C"/>
+                <w:sz w:val="16"/>
+                <w:szCs w:val="16"/>
+              </w:rPr>
+              <w:t xml:space="preserve">WORKING SPACE / CALCULATION STEPS</w:t>
+            </w:r>
+          </w:p>
+        </w:tc>
+        <w:tc>
+          <w:tcPr>
+            <w:tcW w:type="dxa" w:w="3000"/>
+            <w:shd w:fill="FBF3E2" w:color="auto" w:val="clear"/>
+            <w:tcMar>
+              <w:top w:type="dxa" w:w="60"/>
+              <w:left w:type="dxa" w:w="100"/>
+              <w:bottom w:type="dxa" w:w="60"/>
+              <w:right w:type="dxa" w:w="100"/>
+            </w:tcMar>
+          </w:tcPr>
+          <w:p>
+            <w:pPr>
+              <w:spacing w:after="0" w:before="0"/>
+            </w:pPr>
+            <w:r>
+              <w:rPr>
+                <w:b/>
+                <w:bCs/>
+                <w:color w:val="7A5400"/>
+                <w:sz w:val="16"/>
+                <w:szCs w:val="16"/>
+              </w:rPr>
+              <w:t xml:space="preserve">EXPLAIN YOUR REASONING</w:t>
+            </w:r>
+          </w:p>
+        </w:tc>
+      </w:tr>
+      <w:tr>
+        <w:trPr>
+          <w:cantSplit/>
+        </w:trPr>
+        <w:tc>
+          <w:tcPr>
+            <w:tcW w:type="dxa" w:w="2800"/>
+            <w:tcMar>
+              <w:top w:type="dxa" w:w="80"/>
+              <w:left w:type="dxa" w:w="100"/>
+              <w:bottom w:type="dxa" w:w="80"/>
+              <w:right w:type="dxa" w:w="100"/>
+            </w:tcMar>
+            <w:vAlign w:val="top"/>
+          </w:tcPr>
+          <w:p>
+            <w:pPr>
+              <w:spacing w:after="40" w:before="0"/>
+            </w:pPr>
+            <w:r>
+              <w:rPr>
+                <w:b/>
+                <w:bCs/>
+                <w:color w:val="0F2B3C"/>
+                <w:sz w:val="20"/>
+                <w:szCs w:val="20"/>
+              </w:rPr>
+              <w:t xml:space="preserve">1.  What is half of 10?</w:t>
+            </w:r>
+          </w:p>
+        </w:tc>
+        <w:tc>
+          <w:tcPr>
+            <w:tcW w:type="dxa" w:w="3560"/>
+            <w:tcMar>
+              <w:top w:type="dxa" w:w="80"/>
+              <w:left w:type="dxa" w:w="100"/>
+              <w:bottom w:type="dxa" w:w="80"/>
+              <w:right w:type="dxa" w:w="100"/>
+            </w:tcMar>
+            <w:vAlign w:val="top"/>
+          </w:tcPr>
+          <w:p>
+            <w:pPr>
+              <w:spacing w:after="50" w:before="0"/>
+            </w:pPr>
+            <w:r>
+              <w:rPr>
+                <w:color w:val="BBBBBB"/>
+                <w:sz w:val="18"/>
+                <w:szCs w:val="18"/>
+              </w:rPr>
+              <w:t xml:space="preserve">____________________________</w:t>
+            </w:r>
+          </w:p>
+          <w:p>
+            <w:pPr>
+              <w:spacing w:after="50" w:before="0"/>
+            </w:pPr>
+            <w:r>
+              <w:rPr>
+                <w:color w:val="BBBBBB"/>
+                <w:sz w:val="18"/>
+                <w:szCs w:val="18"/>
+              </w:rPr>
+              <w:t xml:space="preserve">____________________________</w:t>
+            </w:r>
+          </w:p>
+          <w:p>
+            <w:pPr>
+              <w:spacing w:after="50" w:before="0"/>
+            </w:pPr>
+            <w:r>
+              <w:rPr>
+                <w:color w:val="BBBBBB"/>
+                <w:sz w:val="18"/>
+                <w:szCs w:val="18"/>
+              </w:rPr>
+              <w:t xml:space="preserve">____________________________</w:t>
+            </w:r>
+          </w:p>
+          <w:p>
+            <w:pPr>
+              <w:spacing w:after="50" w:before="0"/>
+            </w:pPr>
+            <w:r>
+              <w:rPr>
+                <w:color w:val="BBBBBB"/>
+                <w:sz w:val="18"/>
+                <w:szCs w:val="18"/>
+              </w:rPr>
+              <w:t xml:space="preserve">____________________________</w:t>
+            </w:r>
+          </w:p>
+        </w:tc>
+        <w:tc>
+          <w:tcPr>
+            <w:tcW w:type="dxa" w:w="3000"/>
+            <w:shd w:fill="FBF3E2" w:color="auto" w:val="clear"/>
+            <w:tcMar>
+              <w:top w:type="dxa" w:w="80"/>
+              <w:left w:type="dxa" w:w="100"/>
+              <w:bottom w:type="dxa" w:w="80"/>
+              <w:right w:type="dxa" w:w="100"/>
+            </w:tcMar>
+            <w:vAlign w:val="top"/>
+          </w:tcPr>
+          <w:p>
+            <w:pPr>
+              <w:spacing w:after="30" w:before="0"/>
+            </w:pPr>
+            <w:r>
+              <w:rPr>
+                <w:b/>
+                <w:bCs/>
+                <w:color w:val="0F2B3C"/>
+                <w:sz w:val="18"/>
+                <w:szCs w:val="18"/>
+              </w:rPr>
+              <w:t xml:space="preserve">Because... ________________</w:t>
+            </w:r>
+          </w:p>
+          <w:p>
+            <w:pPr>
+              <w:spacing w:after="50" w:before="0"/>
+            </w:pPr>
+            <w:r>
+              <w:rPr>
+                <w:color w:val="BBBBBB"/>
+                <w:sz w:val="18"/>
+                <w:szCs w:val="18"/>
+              </w:rPr>
+              <w:t xml:space="preserve">____________________________</w:t>
+            </w:r>
+          </w:p>
+          <w:p>
+            <w:pPr>
+              <w:spacing w:after="30" w:before="40"/>
+            </w:pPr>
+            <w:r>
+              <w:rPr>
+                <w:b/>
+                <w:bCs/>
+                <w:color w:val="1A6FB5"/>
+                <w:sz w:val="18"/>
+                <w:szCs w:val="18"/>
+              </w:rPr>
+              <w:t xml:space="preserve">Although... _______________</w:t>
+            </w:r>
+          </w:p>
+          <w:p>
+            <w:pPr>
+              <w:spacing w:after="50" w:before="0"/>
+            </w:pPr>
+            <w:r>
+              <w:rPr>
+                <w:color w:val="BBBBBB"/>
+                <w:sz w:val="18"/>
+                <w:szCs w:val="18"/>
+              </w:rPr>
+              <w:t xml:space="preserve">____________________________</w:t>
+            </w:r>
+          </w:p>
+          <w:p>
+            <w:pPr>
+              <w:spacing w:after="30" w:before="40"/>
+            </w:pPr>
+            <w:r>
+              <w:rPr>
+                <w:b/>
+                <w:bCs/>
+                <w:color w:val="7A5400"/>
+                <w:sz w:val="18"/>
+                <w:szCs w:val="18"/>
+              </w:rPr>
+              <w:t xml:space="preserve">Therefore... ______________</w:t>
+            </w:r>
+          </w:p>
+          <w:p>
+            <w:pPr>
+              <w:spacing w:after="50" w:before="0"/>
+            </w:pPr>
+            <w:r>
+              <w:rPr>
+                <w:color w:val="BBBBBB"/>
+                <w:sz w:val="18"/>
+                <w:szCs w:val="18"/>
+              </w:rPr>
+              <w:t xml:space="preserve">____________________________</w:t>
+            </w:r>
+          </w:p>
+        </w:tc>
+      </w:tr>
+    </w:tbl>
+    <w:p>
+      <w:pPr>
+        <w:spacing w:after="60" w:before="0"/>
+      </w:pPr>
+      <w:r>
+        <w:t xml:space="preserve"/>
+      </w:r>
+    </w:p>
+    <w:tbl>
+      <w:tblPr>
+        <w:tblW w:type="dxa" w:w="9360"/>
+        <w:tblBorders>
+          <w:top w:val="single" w:color="C7D2DD" w:sz="6"/>
+          <w:left w:val="single" w:color="C7D2DD" w:sz="6"/>
+          <w:bottom w:val="single" w:color="C7D2DD" w:sz="6"/>
+          <w:right w:val="single" w:color="C7D2DD" w:sz="6"/>
+          <w:insideH w:val="single" w:color="C7D2DD" w:sz="6"/>
+          <w:insideV w:val="single" w:color="C7D2DD" w:sz="6"/>
+        </w:tblBorders>
+      </w:tblPr>
+      <w:tblGrid>
+        <w:gridCol w:w="2800"/>
+        <w:gridCol w:w="3560"/>
+        <w:gridCol w:w="3000"/>
+      </w:tblGrid>
+      <w:tr>
+        <w:trPr>
+          <w:cantSplit/>
+          <w:tblHeader/>
+        </w:trPr>
+        <w:tc>
+          <w:tcPr>
+            <w:tcW w:type="dxa" w:w="2800"/>
+            <w:shd w:fill="EEF4F8" w:color="auto" w:val="clear"/>
+            <w:tcMar>
+              <w:top w:type="dxa" w:w="60"/>
+              <w:left w:type="dxa" w:w="100"/>
+              <w:bottom w:type="dxa" w:w="60"/>
+              <w:right w:type="dxa" w:w="100"/>
+            </w:tcMar>
+          </w:tcPr>
+          <w:p>
+            <w:pPr>
+              <w:spacing w:after="0" w:before="0"/>
+            </w:pPr>
+            <w:r>
+              <w:rPr>
+                <w:b/>
+                <w:bCs/>
+                <w:color w:val="0F2B3C"/>
+                <w:sz w:val="16"/>
+                <w:szCs w:val="16"/>
+              </w:rPr>
+              <w:t xml:space="preserve">CORE PROBLEM / GIVEN REPRESENTATION</w:t>
+            </w:r>
+          </w:p>
+        </w:tc>
+        <w:tc>
+          <w:tcPr>
+            <w:tcW w:type="dxa" w:w="3560"/>
+            <w:shd w:fill="EEF4F8" w:color="auto" w:val="clear"/>
+            <w:tcMar>
+              <w:top w:type="dxa" w:w="60"/>
+              <w:left w:type="dxa" w:w="100"/>
+              <w:bottom w:type="dxa" w:w="60"/>
+              <w:right w:type="dxa" w:w="100"/>
+            </w:tcMar>
+          </w:tcPr>
+          <w:p>
+            <w:pPr>
+              <w:spacing w:after="0" w:before="0"/>
+            </w:pPr>
+            <w:r>
+              <w:rPr>
+                <w:b/>
+                <w:bCs/>
+                <w:color w:val="0F2B3C"/>
+                <w:sz w:val="16"/>
+                <w:szCs w:val="16"/>
+              </w:rPr>
+              <w:t xml:space="preserve">WORKING SPACE / CALCULATION STEPS</w:t>
+            </w:r>
+          </w:p>
+        </w:tc>
+        <w:tc>
+          <w:tcPr>
+            <w:tcW w:type="dxa" w:w="3000"/>
+            <w:shd w:fill="FBF3E2" w:color="auto" w:val="clear"/>
+            <w:tcMar>
+              <w:top w:type="dxa" w:w="60"/>
+              <w:left w:type="dxa" w:w="100"/>
+              <w:bottom w:type="dxa" w:w="60"/>
+              <w:right w:type="dxa" w:w="100"/>
+            </w:tcMar>
+          </w:tcPr>
+          <w:p>
+            <w:pPr>
+              <w:spacing w:after="0" w:before="0"/>
+            </w:pPr>
+            <w:r>
+              <w:rPr>
+                <w:b/>
+                <w:bCs/>
+                <w:color w:val="7A5400"/>
+                <w:sz w:val="16"/>
+                <w:szCs w:val="16"/>
+              </w:rPr>
+              <w:t xml:space="preserve">EXPLAIN YOUR REASONING</w:t>
+            </w:r>
+          </w:p>
+        </w:tc>
+      </w:tr>
+      <w:tr>
+        <w:trPr>
+          <w:cantSplit/>
+        </w:trPr>
+        <w:tc>
+          <w:tcPr>
+            <w:tcW w:type="dxa" w:w="2800"/>
+            <w:tcMar>
+              <w:top w:type="dxa" w:w="80"/>
+              <w:left w:type="dxa" w:w="100"/>
+              <w:bottom w:type="dxa" w:w="80"/>
+              <w:right w:type="dxa" w:w="100"/>
+            </w:tcMar>
+            <w:vAlign w:val="top"/>
+          </w:tcPr>
+          <w:p>
+            <w:pPr>
+              <w:spacing w:after="40" w:before="0"/>
+            </w:pPr>
+            <w:r>
+              <w:rPr>
+                <w:b/>
+                <w:bCs/>
+                <w:color w:val="0F2B3C"/>
+                <w:sz w:val="20"/>
+                <w:szCs w:val="20"/>
+              </w:rPr>
+              <w:t xml:space="preserve">2.  What is half of 8?</w:t>
+            </w:r>
+          </w:p>
+        </w:tc>
+        <w:tc>
+          <w:tcPr>
+            <w:tcW w:type="dxa" w:w="3560"/>
+            <w:tcMar>
+              <w:top w:type="dxa" w:w="80"/>
+              <w:left w:type="dxa" w:w="100"/>
+              <w:bottom w:type="dxa" w:w="80"/>
+              <w:right w:type="dxa" w:w="100"/>
+            </w:tcMar>
+            <w:vAlign w:val="top"/>
+          </w:tcPr>
+          <w:p>
+            <w:pPr>
+              <w:spacing w:after="50" w:before="0"/>
+            </w:pPr>
+            <w:r>
+              <w:rPr>
+                <w:color w:val="BBBBBB"/>
+                <w:sz w:val="18"/>
+                <w:szCs w:val="18"/>
+              </w:rPr>
+              <w:t xml:space="preserve">____________________________</w:t>
+            </w:r>
+          </w:p>
+          <w:p>
+            <w:pPr>
+              <w:spacing w:after="50" w:before="0"/>
+            </w:pPr>
+            <w:r>
+              <w:rPr>
+                <w:color w:val="BBBBBB"/>
+                <w:sz w:val="18"/>
+                <w:szCs w:val="18"/>
+              </w:rPr>
+              <w:t xml:space="preserve">____________________________</w:t>
+            </w:r>
+          </w:p>
+          <w:p>
+            <w:pPr>
+              <w:spacing w:after="50" w:before="0"/>
+            </w:pPr>
+            <w:r>
+              <w:rPr>
+                <w:color w:val="BBBBBB"/>
+                <w:sz w:val="18"/>
+                <w:szCs w:val="18"/>
+              </w:rPr>
+              <w:t xml:space="preserve">____________________________</w:t>
+            </w:r>
+          </w:p>
+          <w:p>
+            <w:pPr>
+              <w:spacing w:after="50" w:before="0"/>
+            </w:pPr>
+            <w:r>
+              <w:rPr>
+                <w:color w:val="BBBBBB"/>
+                <w:sz w:val="18"/>
+                <w:szCs w:val="18"/>
+              </w:rPr>
+              <w:t xml:space="preserve">____________________________</w:t>
+            </w:r>
+          </w:p>
+        </w:tc>
+        <w:tc>
+          <w:tcPr>
+            <w:tcW w:type="dxa" w:w="3000"/>
+            <w:shd w:fill="FBF3E2" w:color="auto" w:val="clear"/>
+            <w:tcMar>
+              <w:top w:type="dxa" w:w="80"/>
+              <w:left w:type="dxa" w:w="100"/>
+              <w:bottom w:type="dxa" w:w="80"/>
+              <w:right w:type="dxa" w:w="100"/>
+            </w:tcMar>
+            <w:vAlign w:val="top"/>
+          </w:tcPr>
+          <w:p>
+            <w:pPr>
+              <w:spacing w:after="30" w:before="0"/>
+            </w:pPr>
+            <w:r>
+              <w:rPr>
+                <w:b/>
+                <w:bCs/>
+                <w:color w:val="0F2B3C"/>
+                <w:sz w:val="18"/>
+                <w:szCs w:val="18"/>
+              </w:rPr>
+              <w:t xml:space="preserve">Because... ________________</w:t>
+            </w:r>
+          </w:p>
+          <w:p>
+            <w:pPr>
+              <w:spacing w:after="50" w:before="0"/>
+            </w:pPr>
+            <w:r>
+              <w:rPr>
+                <w:color w:val="BBBBBB"/>
+                <w:sz w:val="18"/>
+                <w:szCs w:val="18"/>
+              </w:rPr>
+              <w:t xml:space="preserve">____________________________</w:t>
+            </w:r>
+          </w:p>
+          <w:p>
+            <w:pPr>
+              <w:spacing w:after="30" w:before="40"/>
+            </w:pPr>
+            <w:r>
+              <w:rPr>
+                <w:b/>
+                <w:bCs/>
+                <w:color w:val="1A6FB5"/>
+                <w:sz w:val="18"/>
+                <w:szCs w:val="18"/>
+              </w:rPr>
+              <w:t xml:space="preserve">Although... _______________</w:t>
+            </w:r>
+          </w:p>
+          <w:p>
+            <w:pPr>
+              <w:spacing w:after="50" w:before="0"/>
+            </w:pPr>
+            <w:r>
+              <w:rPr>
+                <w:color w:val="BBBBBB"/>
+                <w:sz w:val="18"/>
+                <w:szCs w:val="18"/>
+              </w:rPr>
+              <w:t xml:space="preserve">____________________________</w:t>
+            </w:r>
+          </w:p>
+          <w:p>
+            <w:pPr>
+              <w:spacing w:after="30" w:before="40"/>
+            </w:pPr>
+            <w:r>
+              <w:rPr>
+                <w:b/>
+                <w:bCs/>
+                <w:color w:val="7A5400"/>
+                <w:sz w:val="18"/>
+                <w:szCs w:val="18"/>
+              </w:rPr>
+              <w:t xml:space="preserve">Therefore... ______________</w:t>
+            </w:r>
+          </w:p>
+          <w:p>
+            <w:pPr>
+              <w:spacing w:after="50" w:before="0"/>
+            </w:pPr>
+            <w:r>
+              <w:rPr>
+                <w:color w:val="BBBBBB"/>
+                <w:sz w:val="18"/>
+                <w:szCs w:val="18"/>
+              </w:rPr>
+              <w:t xml:space="preserve">____________________________</w:t>
+            </w:r>
+          </w:p>
+        </w:tc>
+      </w:tr>
+    </w:tbl>
+    <w:p>
+      <w:pPr>
+        <w:spacing w:after="60" w:before="0"/>
+      </w:pPr>
+      <w:r>
+        <w:t xml:space="preserve"/>
+      </w:r>
+    </w:p>
+    <w:tbl>
+      <w:tblPr>
+        <w:tblW w:type="dxa" w:w="9360"/>
+        <w:tblBorders>
+          <w:top w:val="single" w:color="C7D2DD" w:sz="6"/>
+          <w:left w:val="single" w:color="C7D2DD" w:sz="6"/>
+          <w:bottom w:val="single" w:color="C7D2DD" w:sz="6"/>
+          <w:right w:val="single" w:color="C7D2DD" w:sz="6"/>
+          <w:insideH w:val="single" w:color="C7D2DD" w:sz="6"/>
+          <w:insideV w:val="single" w:color="C7D2DD" w:sz="6"/>
+        </w:tblBorders>
+      </w:tblPr>
+      <w:tblGrid>
+        <w:gridCol w:w="2800"/>
+        <w:gridCol w:w="3560"/>
+        <w:gridCol w:w="3000"/>
+      </w:tblGrid>
+      <w:tr>
+        <w:trPr>
+          <w:cantSplit/>
+          <w:tblHeader/>
+        </w:trPr>
+        <w:tc>
+          <w:tcPr>
+            <w:tcW w:type="dxa" w:w="2800"/>
+            <w:shd w:fill="EEF4F8" w:color="auto" w:val="clear"/>
+            <w:tcMar>
+              <w:top w:type="dxa" w:w="60"/>
+              <w:left w:type="dxa" w:w="100"/>
+              <w:bottom w:type="dxa" w:w="60"/>
+              <w:right w:type="dxa" w:w="100"/>
+            </w:tcMar>
+          </w:tcPr>
+          <w:p>
+            <w:pPr>
+              <w:spacing w:after="0" w:before="0"/>
+            </w:pPr>
+            <w:r>
+              <w:rPr>
+                <w:b/>
+                <w:bCs/>
+                <w:color w:val="0F2B3C"/>
+                <w:sz w:val="16"/>
+                <w:szCs w:val="16"/>
+              </w:rPr>
+              <w:t xml:space="preserve">CORE PROBLEM / GIVEN REPRESENTATION</w:t>
+            </w:r>
+          </w:p>
+        </w:tc>
+        <w:tc>
+          <w:tcPr>
+            <w:tcW w:type="dxa" w:w="3560"/>
+            <w:shd w:fill="EEF4F8" w:color="auto" w:val="clear"/>
+            <w:tcMar>
+              <w:top w:type="dxa" w:w="60"/>
+              <w:left w:type="dxa" w:w="100"/>
+              <w:bottom w:type="dxa" w:w="60"/>
+              <w:right w:type="dxa" w:w="100"/>
+            </w:tcMar>
+          </w:tcPr>
+          <w:p>
+            <w:pPr>
+              <w:spacing w:after="0" w:before="0"/>
+            </w:pPr>
+            <w:r>
+              <w:rPr>
+                <w:b/>
+                <w:bCs/>
+                <w:color w:val="0F2B3C"/>
+                <w:sz w:val="16"/>
+                <w:szCs w:val="16"/>
+              </w:rPr>
+              <w:t xml:space="preserve">WORKING SPACE / CALCULATION STEPS</w:t>
+            </w:r>
+          </w:p>
+        </w:tc>
+        <w:tc>
+          <w:tcPr>
+            <w:tcW w:type="dxa" w:w="3000"/>
+            <w:shd w:fill="FBF3E2" w:color="auto" w:val="clear"/>
+            <w:tcMar>
+              <w:top w:type="dxa" w:w="60"/>
+              <w:left w:type="dxa" w:w="100"/>
+              <w:bottom w:type="dxa" w:w="60"/>
+              <w:right w:type="dxa" w:w="100"/>
+            </w:tcMar>
+          </w:tcPr>
+          <w:p>
+            <w:pPr>
+              <w:spacing w:after="0" w:before="0"/>
+            </w:pPr>
+            <w:r>
+              <w:rPr>
+                <w:b/>
+                <w:bCs/>
+                <w:color w:val="7A5400"/>
+                <w:sz w:val="16"/>
+                <w:szCs w:val="16"/>
+              </w:rPr>
+              <w:t xml:space="preserve">EXPLAIN YOUR REASONING</w:t>
+            </w:r>
+          </w:p>
+        </w:tc>
+      </w:tr>
+      <w:tr>
+        <w:trPr>
+          <w:cantSplit/>
+        </w:trPr>
+        <w:tc>
+          <w:tcPr>
+            <w:tcW w:type="dxa" w:w="2800"/>
+            <w:tcMar>
+              <w:top w:type="dxa" w:w="80"/>
+              <w:left w:type="dxa" w:w="100"/>
+              <w:bottom w:type="dxa" w:w="80"/>
+              <w:right w:type="dxa" w:w="100"/>
+            </w:tcMar>
+            <w:vAlign w:val="top"/>
+          </w:tcPr>
+          <w:p>
+            <w:pPr>
+              <w:spacing w:after="40" w:before="0"/>
+            </w:pPr>
+            <w:r>
+              <w:rPr>
+                <w:b/>
+                <w:bCs/>
+                <w:color w:val="0F2B3C"/>
+                <w:sz w:val="20"/>
+                <w:szCs w:val="20"/>
+              </w:rPr>
+              <w:t xml:space="preserve">3.  What is 10 ÷ 10?</w:t>
+            </w:r>
+          </w:p>
+        </w:tc>
+        <w:tc>
+          <w:tcPr>
+            <w:tcW w:type="dxa" w:w="3560"/>
+            <w:tcMar>
+              <w:top w:type="dxa" w:w="80"/>
+              <w:left w:type="dxa" w:w="100"/>
+              <w:bottom w:type="dxa" w:w="80"/>
+              <w:right w:type="dxa" w:w="100"/>
+            </w:tcMar>
+            <w:vAlign w:val="top"/>
+          </w:tcPr>
+          <w:p>
+            <w:pPr>
+              <w:spacing w:after="50" w:before="0"/>
+            </w:pPr>
+            <w:r>
+              <w:rPr>
+                <w:color w:val="BBBBBB"/>
+                <w:sz w:val="18"/>
+                <w:szCs w:val="18"/>
+              </w:rPr>
+              <w:t xml:space="preserve">____________________________</w:t>
+            </w:r>
+          </w:p>
+          <w:p>
+            <w:pPr>
+              <w:spacing w:after="50" w:before="0"/>
+            </w:pPr>
+            <w:r>
+              <w:rPr>
+                <w:color w:val="BBBBBB"/>
+                <w:sz w:val="18"/>
+                <w:szCs w:val="18"/>
+              </w:rPr>
+              <w:t xml:space="preserve">____________________________</w:t>
+            </w:r>
+          </w:p>
+          <w:p>
+            <w:pPr>
+              <w:spacing w:after="50" w:before="0"/>
+            </w:pPr>
+            <w:r>
+              <w:rPr>
+                <w:color w:val="BBBBBB"/>
+                <w:sz w:val="18"/>
+                <w:szCs w:val="18"/>
+              </w:rPr>
+              <w:t xml:space="preserve">____________________________</w:t>
+            </w:r>
+          </w:p>
+          <w:p>
+            <w:pPr>
+              <w:spacing w:after="50" w:before="0"/>
+            </w:pPr>
+            <w:r>
+              <w:rPr>
+                <w:color w:val="BBBBBB"/>
+                <w:sz w:val="18"/>
+                <w:szCs w:val="18"/>
+              </w:rPr>
+              <w:t xml:space="preserve">____________________________</w:t>
+            </w:r>
+          </w:p>
+        </w:tc>
+        <w:tc>
+          <w:tcPr>
+            <w:tcW w:type="dxa" w:w="3000"/>
+            <w:shd w:fill="FBF3E2" w:color="auto" w:val="clear"/>
+            <w:tcMar>
+              <w:top w:type="dxa" w:w="80"/>
+              <w:left w:type="dxa" w:w="100"/>
+              <w:bottom w:type="dxa" w:w="80"/>
+              <w:right w:type="dxa" w:w="100"/>
+            </w:tcMar>
+            <w:vAlign w:val="top"/>
+          </w:tcPr>
+          <w:p>
+            <w:pPr>
+              <w:spacing w:after="30" w:before="0"/>
+            </w:pPr>
+            <w:r>
+              <w:rPr>
+                <w:b/>
+                <w:bCs/>
+                <w:color w:val="0F2B3C"/>
+                <w:sz w:val="18"/>
+                <w:szCs w:val="18"/>
+              </w:rPr>
+              <w:t xml:space="preserve">Because... ________________</w:t>
+            </w:r>
+          </w:p>
+          <w:p>
+            <w:pPr>
+              <w:spacing w:after="50" w:before="0"/>
+            </w:pPr>
+            <w:r>
+              <w:rPr>
+                <w:color w:val="BBBBBB"/>
+                <w:sz w:val="18"/>
+                <w:szCs w:val="18"/>
+              </w:rPr>
+              <w:t xml:space="preserve">____________________________</w:t>
+            </w:r>
+          </w:p>
+          <w:p>
+            <w:pPr>
+              <w:spacing w:after="30" w:before="40"/>
+            </w:pPr>
+            <w:r>
+              <w:rPr>
+                <w:b/>
+                <w:bCs/>
+                <w:color w:val="1A6FB5"/>
+                <w:sz w:val="18"/>
+                <w:szCs w:val="18"/>
+              </w:rPr>
+              <w:t xml:space="preserve">Although... _______________</w:t>
+            </w:r>
+          </w:p>
+          <w:p>
+            <w:pPr>
+              <w:spacing w:after="50" w:before="0"/>
+            </w:pPr>
+            <w:r>
+              <w:rPr>
+                <w:color w:val="BBBBBB"/>
+                <w:sz w:val="18"/>
+                <w:szCs w:val="18"/>
+              </w:rPr>
+              <w:t xml:space="preserve">____________________________</w:t>
+            </w:r>
+          </w:p>
+          <w:p>
+            <w:pPr>
+              <w:spacing w:after="30" w:before="40"/>
+            </w:pPr>
+            <w:r>
+              <w:rPr>
+                <w:b/>
+                <w:bCs/>
+                <w:color w:val="7A5400"/>
+                <w:sz w:val="18"/>
+                <w:szCs w:val="18"/>
+              </w:rPr>
+              <w:t xml:space="preserve">Therefore... ______________</w:t>
+            </w:r>
+          </w:p>
+          <w:p>
+            <w:pPr>
+              <w:spacing w:after="50" w:before="0"/>
+            </w:pPr>
+            <w:r>
+              <w:rPr>
+                <w:color w:val="BBBBBB"/>
+                <w:sz w:val="18"/>
+                <w:szCs w:val="18"/>
+              </w:rPr>
+              <w:t xml:space="preserve">____________________________</w:t>
+            </w:r>
+          </w:p>
+        </w:tc>
+      </w:tr>
+    </w:tbl>
+    <w:p>
+      <w:pPr>
+        <w:spacing w:after="60" w:before="0"/>
+      </w:pPr>
+      <w:r>
+        <w:t xml:space="preserve"/>
       </w:r>
     </w:p>
     <w:p>
@@ -225,73 +2326,922 @@
         <w:t xml:space="preserve">Use friendly percents.</w:t>
       </w:r>
     </w:p>
-    <w:p>
-      <w:pPr>
-        <w:spacing w:after="40" w:before="0"/>
-      </w:pPr>
-      <w:r>
-        <w:rPr>
-          <w:sz w:val="22"/>
-          <w:szCs w:val="22"/>
-        </w:rPr>
-        <w:t xml:space="preserve">1.  50% of 30 = ___ (half of 30).</w:t>
-      </w:r>
-    </w:p>
-    <w:p>
-      <w:pPr>
-        <w:spacing w:after="80" w:before="0"/>
-      </w:pPr>
-      <w:r>
-        <w:rPr>
-          <w:color w:val="BBBBBB"/>
-        </w:rPr>
-        <w:t xml:space="preserve">____________________________________________________</w:t>
-      </w:r>
-    </w:p>
-    <w:p>
-      <w:pPr>
-        <w:spacing w:after="40" w:before="0"/>
-      </w:pPr>
-      <w:r>
-        <w:rPr>
-          <w:sz w:val="22"/>
-          <w:szCs w:val="22"/>
-        </w:rPr>
-        <w:t xml:space="preserve">2.  10% of 50 = ___ (50 ÷ 10).</w:t>
-      </w:r>
-    </w:p>
-    <w:p>
-      <w:pPr>
-        <w:spacing w:after="80" w:before="0"/>
-      </w:pPr>
-      <w:r>
-        <w:rPr>
-          <w:color w:val="BBBBBB"/>
-        </w:rPr>
-        <w:t xml:space="preserve">____________________________________________________</w:t>
-      </w:r>
-    </w:p>
-    <w:p>
-      <w:pPr>
-        <w:spacing w:after="40" w:before="0"/>
-      </w:pPr>
-      <w:r>
-        <w:rPr>
-          <w:sz w:val="22"/>
-          <w:szCs w:val="22"/>
-        </w:rPr>
-        <w:t xml:space="preserve">3.  25% of 20 = ___ (a quarter of 20).</w:t>
-      </w:r>
-    </w:p>
-    <w:p>
-      <w:pPr>
-        <w:spacing w:after="80" w:before="0"/>
-      </w:pPr>
-      <w:r>
-        <w:rPr>
-          <w:color w:val="BBBBBB"/>
-        </w:rPr>
-        <w:t xml:space="preserve">____________________________________________________</w:t>
+    <w:tbl>
+      <w:tblPr>
+        <w:tblW w:type="dxa" w:w="9360"/>
+        <w:tblBorders>
+          <w:top w:val="single" w:color="C7D2DD" w:sz="6"/>
+          <w:left w:val="single" w:color="C7D2DD" w:sz="6"/>
+          <w:bottom w:val="single" w:color="C7D2DD" w:sz="6"/>
+          <w:right w:val="single" w:color="C7D2DD" w:sz="6"/>
+          <w:insideH w:val="single" w:color="C7D2DD" w:sz="6"/>
+          <w:insideV w:val="single" w:color="C7D2DD" w:sz="6"/>
+        </w:tblBorders>
+      </w:tblPr>
+      <w:tblGrid>
+        <w:gridCol w:w="2800"/>
+        <w:gridCol w:w="3560"/>
+        <w:gridCol w:w="3000"/>
+      </w:tblGrid>
+      <w:tr>
+        <w:trPr>
+          <w:cantSplit/>
+          <w:tblHeader/>
+        </w:trPr>
+        <w:tc>
+          <w:tcPr>
+            <w:tcW w:type="dxa" w:w="2800"/>
+            <w:shd w:fill="EEF4F8" w:color="auto" w:val="clear"/>
+            <w:tcMar>
+              <w:top w:type="dxa" w:w="60"/>
+              <w:left w:type="dxa" w:w="100"/>
+              <w:bottom w:type="dxa" w:w="60"/>
+              <w:right w:type="dxa" w:w="100"/>
+            </w:tcMar>
+          </w:tcPr>
+          <w:p>
+            <w:pPr>
+              <w:spacing w:after="0" w:before="0"/>
+            </w:pPr>
+            <w:r>
+              <w:rPr>
+                <w:b/>
+                <w:bCs/>
+                <w:color w:val="0F2B3C"/>
+                <w:sz w:val="16"/>
+                <w:szCs w:val="16"/>
+              </w:rPr>
+              <w:t xml:space="preserve">CORE PROBLEM / GIVEN REPRESENTATION</w:t>
+            </w:r>
+          </w:p>
+        </w:tc>
+        <w:tc>
+          <w:tcPr>
+            <w:tcW w:type="dxa" w:w="3560"/>
+            <w:shd w:fill="EEF4F8" w:color="auto" w:val="clear"/>
+            <w:tcMar>
+              <w:top w:type="dxa" w:w="60"/>
+              <w:left w:type="dxa" w:w="100"/>
+              <w:bottom w:type="dxa" w:w="60"/>
+              <w:right w:type="dxa" w:w="100"/>
+            </w:tcMar>
+          </w:tcPr>
+          <w:p>
+            <w:pPr>
+              <w:spacing w:after="0" w:before="0"/>
+            </w:pPr>
+            <w:r>
+              <w:rPr>
+                <w:b/>
+                <w:bCs/>
+                <w:color w:val="0F2B3C"/>
+                <w:sz w:val="16"/>
+                <w:szCs w:val="16"/>
+              </w:rPr>
+              <w:t xml:space="preserve">WORKING SPACE / CALCULATION STEPS</w:t>
+            </w:r>
+          </w:p>
+        </w:tc>
+        <w:tc>
+          <w:tcPr>
+            <w:tcW w:type="dxa" w:w="3000"/>
+            <w:shd w:fill="FBF3E2" w:color="auto" w:val="clear"/>
+            <w:tcMar>
+              <w:top w:type="dxa" w:w="60"/>
+              <w:left w:type="dxa" w:w="100"/>
+              <w:bottom w:type="dxa" w:w="60"/>
+              <w:right w:type="dxa" w:w="100"/>
+            </w:tcMar>
+          </w:tcPr>
+          <w:p>
+            <w:pPr>
+              <w:spacing w:after="0" w:before="0"/>
+            </w:pPr>
+            <w:r>
+              <w:rPr>
+                <w:b/>
+                <w:bCs/>
+                <w:color w:val="7A5400"/>
+                <w:sz w:val="16"/>
+                <w:szCs w:val="16"/>
+              </w:rPr>
+              <w:t xml:space="preserve">EXPLAIN YOUR REASONING</w:t>
+            </w:r>
+          </w:p>
+        </w:tc>
+      </w:tr>
+      <w:tr>
+        <w:trPr>
+          <w:cantSplit/>
+        </w:trPr>
+        <w:tc>
+          <w:tcPr>
+            <w:tcW w:type="dxa" w:w="2800"/>
+            <w:tcMar>
+              <w:top w:type="dxa" w:w="80"/>
+              <w:left w:type="dxa" w:w="100"/>
+              <w:bottom w:type="dxa" w:w="80"/>
+              <w:right w:type="dxa" w:w="100"/>
+            </w:tcMar>
+            <w:vAlign w:val="top"/>
+          </w:tcPr>
+          <w:p>
+            <w:pPr>
+              <w:spacing w:after="40" w:before="0"/>
+            </w:pPr>
+            <w:r>
+              <w:rPr>
+                <w:b/>
+                <w:bCs/>
+                <w:color w:val="0F2B3C"/>
+                <w:sz w:val="20"/>
+                <w:szCs w:val="20"/>
+              </w:rPr>
+              <w:t xml:space="preserve">1.  50% of 30 = ___ (half of 30).</w:t>
+            </w:r>
+          </w:p>
+        </w:tc>
+        <w:tc>
+          <w:tcPr>
+            <w:tcW w:type="dxa" w:w="3560"/>
+            <w:tcMar>
+              <w:top w:type="dxa" w:w="80"/>
+              <w:left w:type="dxa" w:w="100"/>
+              <w:bottom w:type="dxa" w:w="80"/>
+              <w:right w:type="dxa" w:w="100"/>
+            </w:tcMar>
+            <w:vAlign w:val="top"/>
+          </w:tcPr>
+          <w:p>
+            <w:pPr>
+              <w:spacing w:after="50" w:before="0"/>
+            </w:pPr>
+            <w:r>
+              <w:rPr>
+                <w:color w:val="BBBBBB"/>
+                <w:sz w:val="18"/>
+                <w:szCs w:val="18"/>
+              </w:rPr>
+              <w:t xml:space="preserve">____________________________</w:t>
+            </w:r>
+          </w:p>
+          <w:p>
+            <w:pPr>
+              <w:spacing w:after="50" w:before="0"/>
+            </w:pPr>
+            <w:r>
+              <w:rPr>
+                <w:color w:val="BBBBBB"/>
+                <w:sz w:val="18"/>
+                <w:szCs w:val="18"/>
+              </w:rPr>
+              <w:t xml:space="preserve">____________________________</w:t>
+            </w:r>
+          </w:p>
+          <w:p>
+            <w:pPr>
+              <w:spacing w:after="50" w:before="0"/>
+            </w:pPr>
+            <w:r>
+              <w:rPr>
+                <w:color w:val="BBBBBB"/>
+                <w:sz w:val="18"/>
+                <w:szCs w:val="18"/>
+              </w:rPr>
+              <w:t xml:space="preserve">____________________________</w:t>
+            </w:r>
+          </w:p>
+          <w:p>
+            <w:pPr>
+              <w:spacing w:after="50" w:before="0"/>
+            </w:pPr>
+            <w:r>
+              <w:rPr>
+                <w:color w:val="BBBBBB"/>
+                <w:sz w:val="18"/>
+                <w:szCs w:val="18"/>
+              </w:rPr>
+              <w:t xml:space="preserve">____________________________</w:t>
+            </w:r>
+          </w:p>
+        </w:tc>
+        <w:tc>
+          <w:tcPr>
+            <w:tcW w:type="dxa" w:w="3000"/>
+            <w:shd w:fill="FBF3E2" w:color="auto" w:val="clear"/>
+            <w:tcMar>
+              <w:top w:type="dxa" w:w="80"/>
+              <w:left w:type="dxa" w:w="100"/>
+              <w:bottom w:type="dxa" w:w="80"/>
+              <w:right w:type="dxa" w:w="100"/>
+            </w:tcMar>
+            <w:vAlign w:val="top"/>
+          </w:tcPr>
+          <w:p>
+            <w:pPr>
+              <w:spacing w:after="30" w:before="0"/>
+            </w:pPr>
+            <w:r>
+              <w:rPr>
+                <w:b/>
+                <w:bCs/>
+                <w:color w:val="0F2B3C"/>
+                <w:sz w:val="18"/>
+                <w:szCs w:val="18"/>
+              </w:rPr>
+              <w:t xml:space="preserve">Because... ________________</w:t>
+            </w:r>
+          </w:p>
+          <w:p>
+            <w:pPr>
+              <w:spacing w:after="50" w:before="0"/>
+            </w:pPr>
+            <w:r>
+              <w:rPr>
+                <w:color w:val="BBBBBB"/>
+                <w:sz w:val="18"/>
+                <w:szCs w:val="18"/>
+              </w:rPr>
+              <w:t xml:space="preserve">____________________________</w:t>
+            </w:r>
+          </w:p>
+          <w:p>
+            <w:pPr>
+              <w:spacing w:after="30" w:before="40"/>
+            </w:pPr>
+            <w:r>
+              <w:rPr>
+                <w:b/>
+                <w:bCs/>
+                <w:color w:val="1A6FB5"/>
+                <w:sz w:val="18"/>
+                <w:szCs w:val="18"/>
+              </w:rPr>
+              <w:t xml:space="preserve">Although... _______________</w:t>
+            </w:r>
+          </w:p>
+          <w:p>
+            <w:pPr>
+              <w:spacing w:after="50" w:before="0"/>
+            </w:pPr>
+            <w:r>
+              <w:rPr>
+                <w:color w:val="BBBBBB"/>
+                <w:sz w:val="18"/>
+                <w:szCs w:val="18"/>
+              </w:rPr>
+              <w:t xml:space="preserve">____________________________</w:t>
+            </w:r>
+          </w:p>
+          <w:p>
+            <w:pPr>
+              <w:spacing w:after="30" w:before="40"/>
+            </w:pPr>
+            <w:r>
+              <w:rPr>
+                <w:b/>
+                <w:bCs/>
+                <w:color w:val="7A5400"/>
+                <w:sz w:val="18"/>
+                <w:szCs w:val="18"/>
+              </w:rPr>
+              <w:t xml:space="preserve">Therefore... ______________</w:t>
+            </w:r>
+          </w:p>
+          <w:p>
+            <w:pPr>
+              <w:spacing w:after="50" w:before="0"/>
+            </w:pPr>
+            <w:r>
+              <w:rPr>
+                <w:color w:val="BBBBBB"/>
+                <w:sz w:val="18"/>
+                <w:szCs w:val="18"/>
+              </w:rPr>
+              <w:t xml:space="preserve">____________________________</w:t>
+            </w:r>
+          </w:p>
+        </w:tc>
+      </w:tr>
+    </w:tbl>
+    <w:p>
+      <w:pPr>
+        <w:spacing w:after="60" w:before="0"/>
+      </w:pPr>
+      <w:r>
+        <w:t xml:space="preserve"/>
+      </w:r>
+    </w:p>
+    <w:tbl>
+      <w:tblPr>
+        <w:tblW w:type="dxa" w:w="9360"/>
+        <w:tblBorders>
+          <w:top w:val="single" w:color="C7D2DD" w:sz="6"/>
+          <w:left w:val="single" w:color="C7D2DD" w:sz="6"/>
+          <w:bottom w:val="single" w:color="C7D2DD" w:sz="6"/>
+          <w:right w:val="single" w:color="C7D2DD" w:sz="6"/>
+          <w:insideH w:val="single" w:color="C7D2DD" w:sz="6"/>
+          <w:insideV w:val="single" w:color="C7D2DD" w:sz="6"/>
+        </w:tblBorders>
+      </w:tblPr>
+      <w:tblGrid>
+        <w:gridCol w:w="2800"/>
+        <w:gridCol w:w="3560"/>
+        <w:gridCol w:w="3000"/>
+      </w:tblGrid>
+      <w:tr>
+        <w:trPr>
+          <w:cantSplit/>
+          <w:tblHeader/>
+        </w:trPr>
+        <w:tc>
+          <w:tcPr>
+            <w:tcW w:type="dxa" w:w="2800"/>
+            <w:shd w:fill="EEF4F8" w:color="auto" w:val="clear"/>
+            <w:tcMar>
+              <w:top w:type="dxa" w:w="60"/>
+              <w:left w:type="dxa" w:w="100"/>
+              <w:bottom w:type="dxa" w:w="60"/>
+              <w:right w:type="dxa" w:w="100"/>
+            </w:tcMar>
+          </w:tcPr>
+          <w:p>
+            <w:pPr>
+              <w:spacing w:after="0" w:before="0"/>
+            </w:pPr>
+            <w:r>
+              <w:rPr>
+                <w:b/>
+                <w:bCs/>
+                <w:color w:val="0F2B3C"/>
+                <w:sz w:val="16"/>
+                <w:szCs w:val="16"/>
+              </w:rPr>
+              <w:t xml:space="preserve">CORE PROBLEM / GIVEN REPRESENTATION</w:t>
+            </w:r>
+          </w:p>
+        </w:tc>
+        <w:tc>
+          <w:tcPr>
+            <w:tcW w:type="dxa" w:w="3560"/>
+            <w:shd w:fill="EEF4F8" w:color="auto" w:val="clear"/>
+            <w:tcMar>
+              <w:top w:type="dxa" w:w="60"/>
+              <w:left w:type="dxa" w:w="100"/>
+              <w:bottom w:type="dxa" w:w="60"/>
+              <w:right w:type="dxa" w:w="100"/>
+            </w:tcMar>
+          </w:tcPr>
+          <w:p>
+            <w:pPr>
+              <w:spacing w:after="0" w:before="0"/>
+            </w:pPr>
+            <w:r>
+              <w:rPr>
+                <w:b/>
+                <w:bCs/>
+                <w:color w:val="0F2B3C"/>
+                <w:sz w:val="16"/>
+                <w:szCs w:val="16"/>
+              </w:rPr>
+              <w:t xml:space="preserve">WORKING SPACE / CALCULATION STEPS</w:t>
+            </w:r>
+          </w:p>
+        </w:tc>
+        <w:tc>
+          <w:tcPr>
+            <w:tcW w:type="dxa" w:w="3000"/>
+            <w:shd w:fill="FBF3E2" w:color="auto" w:val="clear"/>
+            <w:tcMar>
+              <w:top w:type="dxa" w:w="60"/>
+              <w:left w:type="dxa" w:w="100"/>
+              <w:bottom w:type="dxa" w:w="60"/>
+              <w:right w:type="dxa" w:w="100"/>
+            </w:tcMar>
+          </w:tcPr>
+          <w:p>
+            <w:pPr>
+              <w:spacing w:after="0" w:before="0"/>
+            </w:pPr>
+            <w:r>
+              <w:rPr>
+                <w:b/>
+                <w:bCs/>
+                <w:color w:val="7A5400"/>
+                <w:sz w:val="16"/>
+                <w:szCs w:val="16"/>
+              </w:rPr>
+              <w:t xml:space="preserve">EXPLAIN YOUR REASONING</w:t>
+            </w:r>
+          </w:p>
+        </w:tc>
+      </w:tr>
+      <w:tr>
+        <w:trPr>
+          <w:cantSplit/>
+        </w:trPr>
+        <w:tc>
+          <w:tcPr>
+            <w:tcW w:type="dxa" w:w="2800"/>
+            <w:tcMar>
+              <w:top w:type="dxa" w:w="80"/>
+              <w:left w:type="dxa" w:w="100"/>
+              <w:bottom w:type="dxa" w:w="80"/>
+              <w:right w:type="dxa" w:w="100"/>
+            </w:tcMar>
+            <w:vAlign w:val="top"/>
+          </w:tcPr>
+          <w:p>
+            <w:pPr>
+              <w:spacing w:after="40" w:before="0"/>
+            </w:pPr>
+            <w:r>
+              <w:rPr>
+                <w:b/>
+                <w:bCs/>
+                <w:color w:val="0F2B3C"/>
+                <w:sz w:val="20"/>
+                <w:szCs w:val="20"/>
+              </w:rPr>
+              <w:t xml:space="preserve">2.  10% of 50 = ___ (50 ÷ 10).</w:t>
+            </w:r>
+          </w:p>
+        </w:tc>
+        <w:tc>
+          <w:tcPr>
+            <w:tcW w:type="dxa" w:w="3560"/>
+            <w:tcMar>
+              <w:top w:type="dxa" w:w="80"/>
+              <w:left w:type="dxa" w:w="100"/>
+              <w:bottom w:type="dxa" w:w="80"/>
+              <w:right w:type="dxa" w:w="100"/>
+            </w:tcMar>
+            <w:vAlign w:val="top"/>
+          </w:tcPr>
+          <w:p>
+            <w:pPr>
+              <w:spacing w:after="50" w:before="0"/>
+            </w:pPr>
+            <w:r>
+              <w:rPr>
+                <w:color w:val="BBBBBB"/>
+                <w:sz w:val="18"/>
+                <w:szCs w:val="18"/>
+              </w:rPr>
+              <w:t xml:space="preserve">____________________________</w:t>
+            </w:r>
+          </w:p>
+          <w:p>
+            <w:pPr>
+              <w:spacing w:after="50" w:before="0"/>
+            </w:pPr>
+            <w:r>
+              <w:rPr>
+                <w:color w:val="BBBBBB"/>
+                <w:sz w:val="18"/>
+                <w:szCs w:val="18"/>
+              </w:rPr>
+              <w:t xml:space="preserve">____________________________</w:t>
+            </w:r>
+          </w:p>
+          <w:p>
+            <w:pPr>
+              <w:spacing w:after="50" w:before="0"/>
+            </w:pPr>
+            <w:r>
+              <w:rPr>
+                <w:color w:val="BBBBBB"/>
+                <w:sz w:val="18"/>
+                <w:szCs w:val="18"/>
+              </w:rPr>
+              <w:t xml:space="preserve">____________________________</w:t>
+            </w:r>
+          </w:p>
+          <w:p>
+            <w:pPr>
+              <w:spacing w:after="50" w:before="0"/>
+            </w:pPr>
+            <w:r>
+              <w:rPr>
+                <w:color w:val="BBBBBB"/>
+                <w:sz w:val="18"/>
+                <w:szCs w:val="18"/>
+              </w:rPr>
+              <w:t xml:space="preserve">____________________________</w:t>
+            </w:r>
+          </w:p>
+        </w:tc>
+        <w:tc>
+          <w:tcPr>
+            <w:tcW w:type="dxa" w:w="3000"/>
+            <w:shd w:fill="FBF3E2" w:color="auto" w:val="clear"/>
+            <w:tcMar>
+              <w:top w:type="dxa" w:w="80"/>
+              <w:left w:type="dxa" w:w="100"/>
+              <w:bottom w:type="dxa" w:w="80"/>
+              <w:right w:type="dxa" w:w="100"/>
+            </w:tcMar>
+            <w:vAlign w:val="top"/>
+          </w:tcPr>
+          <w:p>
+            <w:pPr>
+              <w:spacing w:after="30" w:before="0"/>
+            </w:pPr>
+            <w:r>
+              <w:rPr>
+                <w:b/>
+                <w:bCs/>
+                <w:color w:val="0F2B3C"/>
+                <w:sz w:val="18"/>
+                <w:szCs w:val="18"/>
+              </w:rPr>
+              <w:t xml:space="preserve">Because... ________________</w:t>
+            </w:r>
+          </w:p>
+          <w:p>
+            <w:pPr>
+              <w:spacing w:after="50" w:before="0"/>
+            </w:pPr>
+            <w:r>
+              <w:rPr>
+                <w:color w:val="BBBBBB"/>
+                <w:sz w:val="18"/>
+                <w:szCs w:val="18"/>
+              </w:rPr>
+              <w:t xml:space="preserve">____________________________</w:t>
+            </w:r>
+          </w:p>
+          <w:p>
+            <w:pPr>
+              <w:spacing w:after="30" w:before="40"/>
+            </w:pPr>
+            <w:r>
+              <w:rPr>
+                <w:b/>
+                <w:bCs/>
+                <w:color w:val="1A6FB5"/>
+                <w:sz w:val="18"/>
+                <w:szCs w:val="18"/>
+              </w:rPr>
+              <w:t xml:space="preserve">Although... _______________</w:t>
+            </w:r>
+          </w:p>
+          <w:p>
+            <w:pPr>
+              <w:spacing w:after="50" w:before="0"/>
+            </w:pPr>
+            <w:r>
+              <w:rPr>
+                <w:color w:val="BBBBBB"/>
+                <w:sz w:val="18"/>
+                <w:szCs w:val="18"/>
+              </w:rPr>
+              <w:t xml:space="preserve">____________________________</w:t>
+            </w:r>
+          </w:p>
+          <w:p>
+            <w:pPr>
+              <w:spacing w:after="30" w:before="40"/>
+            </w:pPr>
+            <w:r>
+              <w:rPr>
+                <w:b/>
+                <w:bCs/>
+                <w:color w:val="7A5400"/>
+                <w:sz w:val="18"/>
+                <w:szCs w:val="18"/>
+              </w:rPr>
+              <w:t xml:space="preserve">Therefore... ______________</w:t>
+            </w:r>
+          </w:p>
+          <w:p>
+            <w:pPr>
+              <w:spacing w:after="50" w:before="0"/>
+            </w:pPr>
+            <w:r>
+              <w:rPr>
+                <w:color w:val="BBBBBB"/>
+                <w:sz w:val="18"/>
+                <w:szCs w:val="18"/>
+              </w:rPr>
+              <w:t xml:space="preserve">____________________________</w:t>
+            </w:r>
+          </w:p>
+        </w:tc>
+      </w:tr>
+    </w:tbl>
+    <w:p>
+      <w:pPr>
+        <w:spacing w:after="60" w:before="0"/>
+      </w:pPr>
+      <w:r>
+        <w:t xml:space="preserve"/>
+      </w:r>
+    </w:p>
+    <w:tbl>
+      <w:tblPr>
+        <w:tblW w:type="dxa" w:w="9360"/>
+        <w:tblBorders>
+          <w:top w:val="single" w:color="C7D2DD" w:sz="6"/>
+          <w:left w:val="single" w:color="C7D2DD" w:sz="6"/>
+          <w:bottom w:val="single" w:color="C7D2DD" w:sz="6"/>
+          <w:right w:val="single" w:color="C7D2DD" w:sz="6"/>
+          <w:insideH w:val="single" w:color="C7D2DD" w:sz="6"/>
+          <w:insideV w:val="single" w:color="C7D2DD" w:sz="6"/>
+        </w:tblBorders>
+      </w:tblPr>
+      <w:tblGrid>
+        <w:gridCol w:w="2800"/>
+        <w:gridCol w:w="3560"/>
+        <w:gridCol w:w="3000"/>
+      </w:tblGrid>
+      <w:tr>
+        <w:trPr>
+          <w:cantSplit/>
+          <w:tblHeader/>
+        </w:trPr>
+        <w:tc>
+          <w:tcPr>
+            <w:tcW w:type="dxa" w:w="2800"/>
+            <w:shd w:fill="EEF4F8" w:color="auto" w:val="clear"/>
+            <w:tcMar>
+              <w:top w:type="dxa" w:w="60"/>
+              <w:left w:type="dxa" w:w="100"/>
+              <w:bottom w:type="dxa" w:w="60"/>
+              <w:right w:type="dxa" w:w="100"/>
+            </w:tcMar>
+          </w:tcPr>
+          <w:p>
+            <w:pPr>
+              <w:spacing w:after="0" w:before="0"/>
+            </w:pPr>
+            <w:r>
+              <w:rPr>
+                <w:b/>
+                <w:bCs/>
+                <w:color w:val="0F2B3C"/>
+                <w:sz w:val="16"/>
+                <w:szCs w:val="16"/>
+              </w:rPr>
+              <w:t xml:space="preserve">CORE PROBLEM / GIVEN REPRESENTATION</w:t>
+            </w:r>
+          </w:p>
+        </w:tc>
+        <w:tc>
+          <w:tcPr>
+            <w:tcW w:type="dxa" w:w="3560"/>
+            <w:shd w:fill="EEF4F8" w:color="auto" w:val="clear"/>
+            <w:tcMar>
+              <w:top w:type="dxa" w:w="60"/>
+              <w:left w:type="dxa" w:w="100"/>
+              <w:bottom w:type="dxa" w:w="60"/>
+              <w:right w:type="dxa" w:w="100"/>
+            </w:tcMar>
+          </w:tcPr>
+          <w:p>
+            <w:pPr>
+              <w:spacing w:after="0" w:before="0"/>
+            </w:pPr>
+            <w:r>
+              <w:rPr>
+                <w:b/>
+                <w:bCs/>
+                <w:color w:val="0F2B3C"/>
+                <w:sz w:val="16"/>
+                <w:szCs w:val="16"/>
+              </w:rPr>
+              <w:t xml:space="preserve">WORKING SPACE / CALCULATION STEPS</w:t>
+            </w:r>
+          </w:p>
+        </w:tc>
+        <w:tc>
+          <w:tcPr>
+            <w:tcW w:type="dxa" w:w="3000"/>
+            <w:shd w:fill="FBF3E2" w:color="auto" w:val="clear"/>
+            <w:tcMar>
+              <w:top w:type="dxa" w:w="60"/>
+              <w:left w:type="dxa" w:w="100"/>
+              <w:bottom w:type="dxa" w:w="60"/>
+              <w:right w:type="dxa" w:w="100"/>
+            </w:tcMar>
+          </w:tcPr>
+          <w:p>
+            <w:pPr>
+              <w:spacing w:after="0" w:before="0"/>
+            </w:pPr>
+            <w:r>
+              <w:rPr>
+                <w:b/>
+                <w:bCs/>
+                <w:color w:val="7A5400"/>
+                <w:sz w:val="16"/>
+                <w:szCs w:val="16"/>
+              </w:rPr>
+              <w:t xml:space="preserve">EXPLAIN YOUR REASONING</w:t>
+            </w:r>
+          </w:p>
+        </w:tc>
+      </w:tr>
+      <w:tr>
+        <w:trPr>
+          <w:cantSplit/>
+        </w:trPr>
+        <w:tc>
+          <w:tcPr>
+            <w:tcW w:type="dxa" w:w="2800"/>
+            <w:tcMar>
+              <w:top w:type="dxa" w:w="80"/>
+              <w:left w:type="dxa" w:w="100"/>
+              <w:bottom w:type="dxa" w:w="80"/>
+              <w:right w:type="dxa" w:w="100"/>
+            </w:tcMar>
+            <w:vAlign w:val="top"/>
+          </w:tcPr>
+          <w:p>
+            <w:pPr>
+              <w:spacing w:after="40" w:before="0"/>
+            </w:pPr>
+            <w:r>
+              <w:rPr>
+                <w:b/>
+                <w:bCs/>
+                <w:color w:val="0F2B3C"/>
+                <w:sz w:val="20"/>
+                <w:szCs w:val="20"/>
+              </w:rPr>
+              <w:t xml:space="preserve">3.  25% of 20 = ___ (a quarter of 20).</w:t>
+            </w:r>
+          </w:p>
+        </w:tc>
+        <w:tc>
+          <w:tcPr>
+            <w:tcW w:type="dxa" w:w="3560"/>
+            <w:tcMar>
+              <w:top w:type="dxa" w:w="80"/>
+              <w:left w:type="dxa" w:w="100"/>
+              <w:bottom w:type="dxa" w:w="80"/>
+              <w:right w:type="dxa" w:w="100"/>
+            </w:tcMar>
+            <w:vAlign w:val="top"/>
+          </w:tcPr>
+          <w:p>
+            <w:pPr>
+              <w:spacing w:after="50" w:before="0"/>
+            </w:pPr>
+            <w:r>
+              <w:rPr>
+                <w:color w:val="BBBBBB"/>
+                <w:sz w:val="18"/>
+                <w:szCs w:val="18"/>
+              </w:rPr>
+              <w:t xml:space="preserve">____________________________</w:t>
+            </w:r>
+          </w:p>
+          <w:p>
+            <w:pPr>
+              <w:spacing w:after="50" w:before="0"/>
+            </w:pPr>
+            <w:r>
+              <w:rPr>
+                <w:color w:val="BBBBBB"/>
+                <w:sz w:val="18"/>
+                <w:szCs w:val="18"/>
+              </w:rPr>
+              <w:t xml:space="preserve">____________________________</w:t>
+            </w:r>
+          </w:p>
+          <w:p>
+            <w:pPr>
+              <w:spacing w:after="50" w:before="0"/>
+            </w:pPr>
+            <w:r>
+              <w:rPr>
+                <w:color w:val="BBBBBB"/>
+                <w:sz w:val="18"/>
+                <w:szCs w:val="18"/>
+              </w:rPr>
+              <w:t xml:space="preserve">____________________________</w:t>
+            </w:r>
+          </w:p>
+          <w:p>
+            <w:pPr>
+              <w:spacing w:after="50" w:before="0"/>
+            </w:pPr>
+            <w:r>
+              <w:rPr>
+                <w:color w:val="BBBBBB"/>
+                <w:sz w:val="18"/>
+                <w:szCs w:val="18"/>
+              </w:rPr>
+              <w:t xml:space="preserve">____________________________</w:t>
+            </w:r>
+          </w:p>
+        </w:tc>
+        <w:tc>
+          <w:tcPr>
+            <w:tcW w:type="dxa" w:w="3000"/>
+            <w:shd w:fill="FBF3E2" w:color="auto" w:val="clear"/>
+            <w:tcMar>
+              <w:top w:type="dxa" w:w="80"/>
+              <w:left w:type="dxa" w:w="100"/>
+              <w:bottom w:type="dxa" w:w="80"/>
+              <w:right w:type="dxa" w:w="100"/>
+            </w:tcMar>
+            <w:vAlign w:val="top"/>
+          </w:tcPr>
+          <w:p>
+            <w:pPr>
+              <w:spacing w:after="30" w:before="0"/>
+            </w:pPr>
+            <w:r>
+              <w:rPr>
+                <w:b/>
+                <w:bCs/>
+                <w:color w:val="0F2B3C"/>
+                <w:sz w:val="18"/>
+                <w:szCs w:val="18"/>
+              </w:rPr>
+              <w:t xml:space="preserve">Because... ________________</w:t>
+            </w:r>
+          </w:p>
+          <w:p>
+            <w:pPr>
+              <w:spacing w:after="50" w:before="0"/>
+            </w:pPr>
+            <w:r>
+              <w:rPr>
+                <w:color w:val="BBBBBB"/>
+                <w:sz w:val="18"/>
+                <w:szCs w:val="18"/>
+              </w:rPr>
+              <w:t xml:space="preserve">____________________________</w:t>
+            </w:r>
+          </w:p>
+          <w:p>
+            <w:pPr>
+              <w:spacing w:after="30" w:before="40"/>
+            </w:pPr>
+            <w:r>
+              <w:rPr>
+                <w:b/>
+                <w:bCs/>
+                <w:color w:val="1A6FB5"/>
+                <w:sz w:val="18"/>
+                <w:szCs w:val="18"/>
+              </w:rPr>
+              <w:t xml:space="preserve">Although... _______________</w:t>
+            </w:r>
+          </w:p>
+          <w:p>
+            <w:pPr>
+              <w:spacing w:after="50" w:before="0"/>
+            </w:pPr>
+            <w:r>
+              <w:rPr>
+                <w:color w:val="BBBBBB"/>
+                <w:sz w:val="18"/>
+                <w:szCs w:val="18"/>
+              </w:rPr>
+              <w:t xml:space="preserve">____________________________</w:t>
+            </w:r>
+          </w:p>
+          <w:p>
+            <w:pPr>
+              <w:spacing w:after="30" w:before="40"/>
+            </w:pPr>
+            <w:r>
+              <w:rPr>
+                <w:b/>
+                <w:bCs/>
+                <w:color w:val="7A5400"/>
+                <w:sz w:val="18"/>
+                <w:szCs w:val="18"/>
+              </w:rPr>
+              <w:t xml:space="preserve">Therefore... ______________</w:t>
+            </w:r>
+          </w:p>
+          <w:p>
+            <w:pPr>
+              <w:spacing w:after="50" w:before="0"/>
+            </w:pPr>
+            <w:r>
+              <w:rPr>
+                <w:color w:val="BBBBBB"/>
+                <w:sz w:val="18"/>
+                <w:szCs w:val="18"/>
+              </w:rPr>
+              <w:t xml:space="preserve">____________________________</w:t>
+            </w:r>
+          </w:p>
+        </w:tc>
+      </w:tr>
+    </w:tbl>
+    <w:p>
+      <w:pPr>
+        <w:spacing w:after="60" w:before="0"/>
+      </w:pPr>
+      <w:r>
+        <w:t xml:space="preserve"/>
       </w:r>
     </w:p>
     <w:p>
@@ -323,50 +3273,616 @@
         <w:t xml:space="preserve">Stretch your percent-of skills.</w:t>
       </w:r>
     </w:p>
-    <w:p>
-      <w:pPr>
-        <w:spacing w:after="40" w:before="0"/>
-      </w:pPr>
-      <w:r>
-        <w:rPr>
-          <w:sz w:val="22"/>
-          <w:szCs w:val="22"/>
-        </w:rPr>
-        <w:t xml:space="preserve">1.  50% of 24 = ___?</w:t>
-      </w:r>
-    </w:p>
-    <w:p>
-      <w:pPr>
-        <w:spacing w:after="80" w:before="0"/>
-      </w:pPr>
-      <w:r>
-        <w:rPr>
-          <w:color w:val="BBBBBB"/>
-        </w:rPr>
-        <w:t xml:space="preserve">____________________________________________________</w:t>
-      </w:r>
-    </w:p>
-    <w:p>
-      <w:pPr>
-        <w:spacing w:after="40" w:before="0"/>
-      </w:pPr>
-      <w:r>
-        <w:rPr>
-          <w:sz w:val="22"/>
-          <w:szCs w:val="22"/>
-        </w:rPr>
-        <w:t xml:space="preserve">2.  10% of 90 = ___?</w:t>
-      </w:r>
-    </w:p>
-    <w:p>
-      <w:pPr>
-        <w:spacing w:after="80" w:before="0"/>
-      </w:pPr>
-      <w:r>
-        <w:rPr>
-          <w:color w:val="BBBBBB"/>
-        </w:rPr>
-        <w:t xml:space="preserve">____________________________________________________</w:t>
+    <w:tbl>
+      <w:tblPr>
+        <w:tblW w:type="dxa" w:w="9360"/>
+        <w:tblBorders>
+          <w:top w:val="single" w:color="C7D2DD" w:sz="6"/>
+          <w:left w:val="single" w:color="C7D2DD" w:sz="6"/>
+          <w:bottom w:val="single" w:color="C7D2DD" w:sz="6"/>
+          <w:right w:val="single" w:color="C7D2DD" w:sz="6"/>
+          <w:insideH w:val="single" w:color="C7D2DD" w:sz="6"/>
+          <w:insideV w:val="single" w:color="C7D2DD" w:sz="6"/>
+        </w:tblBorders>
+      </w:tblPr>
+      <w:tblGrid>
+        <w:gridCol w:w="2800"/>
+        <w:gridCol w:w="3560"/>
+        <w:gridCol w:w="3000"/>
+      </w:tblGrid>
+      <w:tr>
+        <w:trPr>
+          <w:cantSplit/>
+          <w:tblHeader/>
+        </w:trPr>
+        <w:tc>
+          <w:tcPr>
+            <w:tcW w:type="dxa" w:w="2800"/>
+            <w:shd w:fill="EEF4F8" w:color="auto" w:val="clear"/>
+            <w:tcMar>
+              <w:top w:type="dxa" w:w="60"/>
+              <w:left w:type="dxa" w:w="100"/>
+              <w:bottom w:type="dxa" w:w="60"/>
+              <w:right w:type="dxa" w:w="100"/>
+            </w:tcMar>
+          </w:tcPr>
+          <w:p>
+            <w:pPr>
+              <w:spacing w:after="0" w:before="0"/>
+            </w:pPr>
+            <w:r>
+              <w:rPr>
+                <w:b/>
+                <w:bCs/>
+                <w:color w:val="0F2B3C"/>
+                <w:sz w:val="16"/>
+                <w:szCs w:val="16"/>
+              </w:rPr>
+              <w:t xml:space="preserve">CORE PROBLEM / GIVEN REPRESENTATION</w:t>
+            </w:r>
+          </w:p>
+        </w:tc>
+        <w:tc>
+          <w:tcPr>
+            <w:tcW w:type="dxa" w:w="3560"/>
+            <w:shd w:fill="EEF4F8" w:color="auto" w:val="clear"/>
+            <w:tcMar>
+              <w:top w:type="dxa" w:w="60"/>
+              <w:left w:type="dxa" w:w="100"/>
+              <w:bottom w:type="dxa" w:w="60"/>
+              <w:right w:type="dxa" w:w="100"/>
+            </w:tcMar>
+          </w:tcPr>
+          <w:p>
+            <w:pPr>
+              <w:spacing w:after="0" w:before="0"/>
+            </w:pPr>
+            <w:r>
+              <w:rPr>
+                <w:b/>
+                <w:bCs/>
+                <w:color w:val="0F2B3C"/>
+                <w:sz w:val="16"/>
+                <w:szCs w:val="16"/>
+              </w:rPr>
+              <w:t xml:space="preserve">WORKING SPACE / CALCULATION STEPS</w:t>
+            </w:r>
+          </w:p>
+        </w:tc>
+        <w:tc>
+          <w:tcPr>
+            <w:tcW w:type="dxa" w:w="3000"/>
+            <w:shd w:fill="FBF3E2" w:color="auto" w:val="clear"/>
+            <w:tcMar>
+              <w:top w:type="dxa" w:w="60"/>
+              <w:left w:type="dxa" w:w="100"/>
+              <w:bottom w:type="dxa" w:w="60"/>
+              <w:right w:type="dxa" w:w="100"/>
+            </w:tcMar>
+          </w:tcPr>
+          <w:p>
+            <w:pPr>
+              <w:spacing w:after="0" w:before="0"/>
+            </w:pPr>
+            <w:r>
+              <w:rPr>
+                <w:b/>
+                <w:bCs/>
+                <w:color w:val="7A5400"/>
+                <w:sz w:val="16"/>
+                <w:szCs w:val="16"/>
+              </w:rPr>
+              <w:t xml:space="preserve">EXPLAIN YOUR REASONING</w:t>
+            </w:r>
+          </w:p>
+        </w:tc>
+      </w:tr>
+      <w:tr>
+        <w:trPr>
+          <w:cantSplit/>
+        </w:trPr>
+        <w:tc>
+          <w:tcPr>
+            <w:tcW w:type="dxa" w:w="2800"/>
+            <w:tcMar>
+              <w:top w:type="dxa" w:w="80"/>
+              <w:left w:type="dxa" w:w="100"/>
+              <w:bottom w:type="dxa" w:w="80"/>
+              <w:right w:type="dxa" w:w="100"/>
+            </w:tcMar>
+            <w:vAlign w:val="top"/>
+          </w:tcPr>
+          <w:p>
+            <w:pPr>
+              <w:spacing w:after="40" w:before="0"/>
+            </w:pPr>
+            <w:r>
+              <w:rPr>
+                <w:b/>
+                <w:bCs/>
+                <w:color w:val="0F2B3C"/>
+                <w:sz w:val="20"/>
+                <w:szCs w:val="20"/>
+              </w:rPr>
+              <w:t xml:space="preserve">1.  50% of 24 = ___?</w:t>
+            </w:r>
+          </w:p>
+        </w:tc>
+        <w:tc>
+          <w:tcPr>
+            <w:tcW w:type="dxa" w:w="3560"/>
+            <w:tcMar>
+              <w:top w:type="dxa" w:w="80"/>
+              <w:left w:type="dxa" w:w="100"/>
+              <w:bottom w:type="dxa" w:w="80"/>
+              <w:right w:type="dxa" w:w="100"/>
+            </w:tcMar>
+            <w:vAlign w:val="top"/>
+          </w:tcPr>
+          <w:p>
+            <w:pPr>
+              <w:spacing w:after="50" w:before="0"/>
+            </w:pPr>
+            <w:r>
+              <w:rPr>
+                <w:color w:val="BBBBBB"/>
+                <w:sz w:val="18"/>
+                <w:szCs w:val="18"/>
+              </w:rPr>
+              <w:t xml:space="preserve">____________________________</w:t>
+            </w:r>
+          </w:p>
+          <w:p>
+            <w:pPr>
+              <w:spacing w:after="50" w:before="0"/>
+            </w:pPr>
+            <w:r>
+              <w:rPr>
+                <w:color w:val="BBBBBB"/>
+                <w:sz w:val="18"/>
+                <w:szCs w:val="18"/>
+              </w:rPr>
+              <w:t xml:space="preserve">____________________________</w:t>
+            </w:r>
+          </w:p>
+          <w:p>
+            <w:pPr>
+              <w:spacing w:after="50" w:before="0"/>
+            </w:pPr>
+            <w:r>
+              <w:rPr>
+                <w:color w:val="BBBBBB"/>
+                <w:sz w:val="18"/>
+                <w:szCs w:val="18"/>
+              </w:rPr>
+              <w:t xml:space="preserve">____________________________</w:t>
+            </w:r>
+          </w:p>
+          <w:p>
+            <w:pPr>
+              <w:spacing w:after="50" w:before="0"/>
+            </w:pPr>
+            <w:r>
+              <w:rPr>
+                <w:color w:val="BBBBBB"/>
+                <w:sz w:val="18"/>
+                <w:szCs w:val="18"/>
+              </w:rPr>
+              <w:t xml:space="preserve">____________________________</w:t>
+            </w:r>
+          </w:p>
+        </w:tc>
+        <w:tc>
+          <w:tcPr>
+            <w:tcW w:type="dxa" w:w="3000"/>
+            <w:shd w:fill="FBF3E2" w:color="auto" w:val="clear"/>
+            <w:tcMar>
+              <w:top w:type="dxa" w:w="80"/>
+              <w:left w:type="dxa" w:w="100"/>
+              <w:bottom w:type="dxa" w:w="80"/>
+              <w:right w:type="dxa" w:w="100"/>
+            </w:tcMar>
+            <w:vAlign w:val="top"/>
+          </w:tcPr>
+          <w:p>
+            <w:pPr>
+              <w:spacing w:after="30" w:before="0"/>
+            </w:pPr>
+            <w:r>
+              <w:rPr>
+                <w:b/>
+                <w:bCs/>
+                <w:color w:val="0F2B3C"/>
+                <w:sz w:val="18"/>
+                <w:szCs w:val="18"/>
+              </w:rPr>
+              <w:t xml:space="preserve">Because... ________________</w:t>
+            </w:r>
+          </w:p>
+          <w:p>
+            <w:pPr>
+              <w:spacing w:after="50" w:before="0"/>
+            </w:pPr>
+            <w:r>
+              <w:rPr>
+                <w:color w:val="BBBBBB"/>
+                <w:sz w:val="18"/>
+                <w:szCs w:val="18"/>
+              </w:rPr>
+              <w:t xml:space="preserve">____________________________</w:t>
+            </w:r>
+          </w:p>
+          <w:p>
+            <w:pPr>
+              <w:spacing w:after="30" w:before="40"/>
+            </w:pPr>
+            <w:r>
+              <w:rPr>
+                <w:b/>
+                <w:bCs/>
+                <w:color w:val="1A6FB5"/>
+                <w:sz w:val="18"/>
+                <w:szCs w:val="18"/>
+              </w:rPr>
+              <w:t xml:space="preserve">Although... _______________</w:t>
+            </w:r>
+          </w:p>
+          <w:p>
+            <w:pPr>
+              <w:spacing w:after="50" w:before="0"/>
+            </w:pPr>
+            <w:r>
+              <w:rPr>
+                <w:color w:val="BBBBBB"/>
+                <w:sz w:val="18"/>
+                <w:szCs w:val="18"/>
+              </w:rPr>
+              <w:t xml:space="preserve">____________________________</w:t>
+            </w:r>
+          </w:p>
+          <w:p>
+            <w:pPr>
+              <w:spacing w:after="30" w:before="40"/>
+            </w:pPr>
+            <w:r>
+              <w:rPr>
+                <w:b/>
+                <w:bCs/>
+                <w:color w:val="7A5400"/>
+                <w:sz w:val="18"/>
+                <w:szCs w:val="18"/>
+              </w:rPr>
+              <w:t xml:space="preserve">Therefore... ______________</w:t>
+            </w:r>
+          </w:p>
+          <w:p>
+            <w:pPr>
+              <w:spacing w:after="50" w:before="0"/>
+            </w:pPr>
+            <w:r>
+              <w:rPr>
+                <w:color w:val="BBBBBB"/>
+                <w:sz w:val="18"/>
+                <w:szCs w:val="18"/>
+              </w:rPr>
+              <w:t xml:space="preserve">____________________________</w:t>
+            </w:r>
+          </w:p>
+        </w:tc>
+      </w:tr>
+    </w:tbl>
+    <w:p>
+      <w:pPr>
+        <w:spacing w:after="60" w:before="0"/>
+      </w:pPr>
+      <w:r>
+        <w:t xml:space="preserve"/>
+      </w:r>
+    </w:p>
+    <w:tbl>
+      <w:tblPr>
+        <w:tblW w:type="dxa" w:w="9360"/>
+        <w:tblBorders>
+          <w:top w:val="single" w:color="C7D2DD" w:sz="6"/>
+          <w:left w:val="single" w:color="C7D2DD" w:sz="6"/>
+          <w:bottom w:val="single" w:color="C7D2DD" w:sz="6"/>
+          <w:right w:val="single" w:color="C7D2DD" w:sz="6"/>
+          <w:insideH w:val="single" w:color="C7D2DD" w:sz="6"/>
+          <w:insideV w:val="single" w:color="C7D2DD" w:sz="6"/>
+        </w:tblBorders>
+      </w:tblPr>
+      <w:tblGrid>
+        <w:gridCol w:w="2800"/>
+        <w:gridCol w:w="3560"/>
+        <w:gridCol w:w="3000"/>
+      </w:tblGrid>
+      <w:tr>
+        <w:trPr>
+          <w:cantSplit/>
+          <w:tblHeader/>
+        </w:trPr>
+        <w:tc>
+          <w:tcPr>
+            <w:tcW w:type="dxa" w:w="2800"/>
+            <w:shd w:fill="EEF4F8" w:color="auto" w:val="clear"/>
+            <w:tcMar>
+              <w:top w:type="dxa" w:w="60"/>
+              <w:left w:type="dxa" w:w="100"/>
+              <w:bottom w:type="dxa" w:w="60"/>
+              <w:right w:type="dxa" w:w="100"/>
+            </w:tcMar>
+          </w:tcPr>
+          <w:p>
+            <w:pPr>
+              <w:spacing w:after="0" w:before="0"/>
+            </w:pPr>
+            <w:r>
+              <w:rPr>
+                <w:b/>
+                <w:bCs/>
+                <w:color w:val="0F2B3C"/>
+                <w:sz w:val="16"/>
+                <w:szCs w:val="16"/>
+              </w:rPr>
+              <w:t xml:space="preserve">CORE PROBLEM / GIVEN REPRESENTATION</w:t>
+            </w:r>
+          </w:p>
+        </w:tc>
+        <w:tc>
+          <w:tcPr>
+            <w:tcW w:type="dxa" w:w="3560"/>
+            <w:shd w:fill="EEF4F8" w:color="auto" w:val="clear"/>
+            <w:tcMar>
+              <w:top w:type="dxa" w:w="60"/>
+              <w:left w:type="dxa" w:w="100"/>
+              <w:bottom w:type="dxa" w:w="60"/>
+              <w:right w:type="dxa" w:w="100"/>
+            </w:tcMar>
+          </w:tcPr>
+          <w:p>
+            <w:pPr>
+              <w:spacing w:after="0" w:before="0"/>
+            </w:pPr>
+            <w:r>
+              <w:rPr>
+                <w:b/>
+                <w:bCs/>
+                <w:color w:val="0F2B3C"/>
+                <w:sz w:val="16"/>
+                <w:szCs w:val="16"/>
+              </w:rPr>
+              <w:t xml:space="preserve">WORKING SPACE / CALCULATION STEPS</w:t>
+            </w:r>
+          </w:p>
+        </w:tc>
+        <w:tc>
+          <w:tcPr>
+            <w:tcW w:type="dxa" w:w="3000"/>
+            <w:shd w:fill="FBF3E2" w:color="auto" w:val="clear"/>
+            <w:tcMar>
+              <w:top w:type="dxa" w:w="60"/>
+              <w:left w:type="dxa" w:w="100"/>
+              <w:bottom w:type="dxa" w:w="60"/>
+              <w:right w:type="dxa" w:w="100"/>
+            </w:tcMar>
+          </w:tcPr>
+          <w:p>
+            <w:pPr>
+              <w:spacing w:after="0" w:before="0"/>
+            </w:pPr>
+            <w:r>
+              <w:rPr>
+                <w:b/>
+                <w:bCs/>
+                <w:color w:val="7A5400"/>
+                <w:sz w:val="16"/>
+                <w:szCs w:val="16"/>
+              </w:rPr>
+              <w:t xml:space="preserve">EXPLAIN YOUR REASONING</w:t>
+            </w:r>
+          </w:p>
+        </w:tc>
+      </w:tr>
+      <w:tr>
+        <w:trPr>
+          <w:cantSplit/>
+        </w:trPr>
+        <w:tc>
+          <w:tcPr>
+            <w:tcW w:type="dxa" w:w="2800"/>
+            <w:tcMar>
+              <w:top w:type="dxa" w:w="80"/>
+              <w:left w:type="dxa" w:w="100"/>
+              <w:bottom w:type="dxa" w:w="80"/>
+              <w:right w:type="dxa" w:w="100"/>
+            </w:tcMar>
+            <w:vAlign w:val="top"/>
+          </w:tcPr>
+          <w:p>
+            <w:pPr>
+              <w:spacing w:after="40" w:before="0"/>
+            </w:pPr>
+            <w:r>
+              <w:rPr>
+                <w:b/>
+                <w:bCs/>
+                <w:color w:val="0F2B3C"/>
+                <w:sz w:val="20"/>
+                <w:szCs w:val="20"/>
+              </w:rPr>
+              <w:t xml:space="preserve">2.  10% of 90 = ___?</w:t>
+            </w:r>
+          </w:p>
+        </w:tc>
+        <w:tc>
+          <w:tcPr>
+            <w:tcW w:type="dxa" w:w="3560"/>
+            <w:tcMar>
+              <w:top w:type="dxa" w:w="80"/>
+              <w:left w:type="dxa" w:w="100"/>
+              <w:bottom w:type="dxa" w:w="80"/>
+              <w:right w:type="dxa" w:w="100"/>
+            </w:tcMar>
+            <w:vAlign w:val="top"/>
+          </w:tcPr>
+          <w:p>
+            <w:pPr>
+              <w:spacing w:after="50" w:before="0"/>
+            </w:pPr>
+            <w:r>
+              <w:rPr>
+                <w:color w:val="BBBBBB"/>
+                <w:sz w:val="18"/>
+                <w:szCs w:val="18"/>
+              </w:rPr>
+              <w:t xml:space="preserve">____________________________</w:t>
+            </w:r>
+          </w:p>
+          <w:p>
+            <w:pPr>
+              <w:spacing w:after="50" w:before="0"/>
+            </w:pPr>
+            <w:r>
+              <w:rPr>
+                <w:color w:val="BBBBBB"/>
+                <w:sz w:val="18"/>
+                <w:szCs w:val="18"/>
+              </w:rPr>
+              <w:t xml:space="preserve">____________________________</w:t>
+            </w:r>
+          </w:p>
+          <w:p>
+            <w:pPr>
+              <w:spacing w:after="50" w:before="0"/>
+            </w:pPr>
+            <w:r>
+              <w:rPr>
+                <w:color w:val="BBBBBB"/>
+                <w:sz w:val="18"/>
+                <w:szCs w:val="18"/>
+              </w:rPr>
+              <w:t xml:space="preserve">____________________________</w:t>
+            </w:r>
+          </w:p>
+          <w:p>
+            <w:pPr>
+              <w:spacing w:after="50" w:before="0"/>
+            </w:pPr>
+            <w:r>
+              <w:rPr>
+                <w:color w:val="BBBBBB"/>
+                <w:sz w:val="18"/>
+                <w:szCs w:val="18"/>
+              </w:rPr>
+              <w:t xml:space="preserve">____________________________</w:t>
+            </w:r>
+          </w:p>
+        </w:tc>
+        <w:tc>
+          <w:tcPr>
+            <w:tcW w:type="dxa" w:w="3000"/>
+            <w:shd w:fill="FBF3E2" w:color="auto" w:val="clear"/>
+            <w:tcMar>
+              <w:top w:type="dxa" w:w="80"/>
+              <w:left w:type="dxa" w:w="100"/>
+              <w:bottom w:type="dxa" w:w="80"/>
+              <w:right w:type="dxa" w:w="100"/>
+            </w:tcMar>
+            <w:vAlign w:val="top"/>
+          </w:tcPr>
+          <w:p>
+            <w:pPr>
+              <w:spacing w:after="30" w:before="0"/>
+            </w:pPr>
+            <w:r>
+              <w:rPr>
+                <w:b/>
+                <w:bCs/>
+                <w:color w:val="0F2B3C"/>
+                <w:sz w:val="18"/>
+                <w:szCs w:val="18"/>
+              </w:rPr>
+              <w:t xml:space="preserve">Because... ________________</w:t>
+            </w:r>
+          </w:p>
+          <w:p>
+            <w:pPr>
+              <w:spacing w:after="50" w:before="0"/>
+            </w:pPr>
+            <w:r>
+              <w:rPr>
+                <w:color w:val="BBBBBB"/>
+                <w:sz w:val="18"/>
+                <w:szCs w:val="18"/>
+              </w:rPr>
+              <w:t xml:space="preserve">____________________________</w:t>
+            </w:r>
+          </w:p>
+          <w:p>
+            <w:pPr>
+              <w:spacing w:after="30" w:before="40"/>
+            </w:pPr>
+            <w:r>
+              <w:rPr>
+                <w:b/>
+                <w:bCs/>
+                <w:color w:val="1A6FB5"/>
+                <w:sz w:val="18"/>
+                <w:szCs w:val="18"/>
+              </w:rPr>
+              <w:t xml:space="preserve">Although... _______________</w:t>
+            </w:r>
+          </w:p>
+          <w:p>
+            <w:pPr>
+              <w:spacing w:after="50" w:before="0"/>
+            </w:pPr>
+            <w:r>
+              <w:rPr>
+                <w:color w:val="BBBBBB"/>
+                <w:sz w:val="18"/>
+                <w:szCs w:val="18"/>
+              </w:rPr>
+              <w:t xml:space="preserve">____________________________</w:t>
+            </w:r>
+          </w:p>
+          <w:p>
+            <w:pPr>
+              <w:spacing w:after="30" w:before="40"/>
+            </w:pPr>
+            <w:r>
+              <w:rPr>
+                <w:b/>
+                <w:bCs/>
+                <w:color w:val="7A5400"/>
+                <w:sz w:val="18"/>
+                <w:szCs w:val="18"/>
+              </w:rPr>
+              <w:t xml:space="preserve">Therefore... ______________</w:t>
+            </w:r>
+          </w:p>
+          <w:p>
+            <w:pPr>
+              <w:spacing w:after="50" w:before="0"/>
+            </w:pPr>
+            <w:r>
+              <w:rPr>
+                <w:color w:val="BBBBBB"/>
+                <w:sz w:val="18"/>
+                <w:szCs w:val="18"/>
+              </w:rPr>
+              <w:t xml:space="preserve">____________________________</w:t>
+            </w:r>
+          </w:p>
+        </w:tc>
+      </w:tr>
+    </w:tbl>
+    <w:p>
+      <w:pPr>
+        <w:spacing w:after="60" w:before="0"/>
+      </w:pPr>
+      <w:r>
+        <w:t xml:space="preserve"/>
       </w:r>
     </w:p>
     <w:p>
@@ -430,6 +3946,141 @@
         <w:t xml:space="preserve">____________________________________________________</w:t>
       </w:r>
     </w:p>
+    <w:tbl>
+      <w:tblPr>
+        <w:tblW w:type="dxa" w:w="9360"/>
+        <w:tblBorders>
+          <w:top w:val="single" w:color="C7D2DD" w:sz="6"/>
+          <w:left w:val="single" w:color="C7D2DD" w:sz="6"/>
+          <w:bottom w:val="single" w:color="C7D2DD" w:sz="6"/>
+          <w:right w:val="single" w:color="C7D2DD" w:sz="6"/>
+          <w:insideH w:val="single" w:color="C7D2DD" w:sz="6"/>
+          <w:insideV w:val="single" w:color="C7D2DD" w:sz="6"/>
+        </w:tblBorders>
+      </w:tblPr>
+      <w:tblGrid>
+        <w:gridCol w:w="3120"/>
+        <w:gridCol w:w="3120"/>
+        <w:gridCol w:w="3120"/>
+      </w:tblGrid>
+      <w:tr>
+        <w:trPr>
+          <w:cantSplit/>
+          <w:tblHeader/>
+        </w:trPr>
+        <w:tc>
+          <w:tcPr>
+            <w:tcW w:type="dxa" w:w="9360"/>
+            <w:gridSpan w:val="3"/>
+            <w:shd w:fill="EEF4F8" w:color="auto" w:val="clear"/>
+            <w:tcMar>
+              <w:top w:type="dxa" w:w="60"/>
+              <w:left w:type="dxa" w:w="100"/>
+              <w:bottom w:type="dxa" w:w="60"/>
+              <w:right w:type="dxa" w:w="100"/>
+            </w:tcMar>
+          </w:tcPr>
+          <w:p>
+            <w:pPr>
+              <w:spacing w:after="0" w:before="0"/>
+            </w:pPr>
+            <w:r>
+              <w:rPr>
+                <w:b/>
+                <w:bCs/>
+                <w:color w:val="0F2B3C"/>
+                <w:sz w:val="18"/>
+                <w:szCs w:val="18"/>
+              </w:rPr>
+              <w:t xml:space="preserve">EXIT CHECK · 3-POINT SELF-ASSESSMENT CHECKLIST</w:t>
+            </w:r>
+          </w:p>
+        </w:tc>
+      </w:tr>
+      <w:tr>
+        <w:trPr>
+          <w:cantSplit/>
+        </w:trPr>
+        <w:tc>
+          <w:tcPr>
+            <w:tcW w:type="dxa" w:w="3120"/>
+            <w:tcMar>
+              <w:top w:type="dxa" w:w="80"/>
+              <w:left w:type="dxa" w:w="100"/>
+              <w:bottom w:type="dxa" w:w="80"/>
+              <w:right w:type="dxa" w:w="100"/>
+            </w:tcMar>
+          </w:tcPr>
+          <w:p>
+            <w:pPr>
+              <w:spacing w:after="0" w:before="0"/>
+            </w:pPr>
+            <w:r>
+              <w:rPr>
+                <w:b/>
+                <w:bCs/>
+                <w:color w:val="0F2B3C"/>
+                <w:sz w:val="18"/>
+                <w:szCs w:val="18"/>
+              </w:rPr>
+              <w:t xml:space="preserve">☐ 1. Units &amp; Labels Verified</w:t>
+            </w:r>
+          </w:p>
+        </w:tc>
+        <w:tc>
+          <w:tcPr>
+            <w:tcW w:type="dxa" w:w="3120"/>
+            <w:tcMar>
+              <w:top w:type="dxa" w:w="80"/>
+              <w:left w:type="dxa" w:w="100"/>
+              <w:bottom w:type="dxa" w:w="80"/>
+              <w:right w:type="dxa" w:w="100"/>
+            </w:tcMar>
+          </w:tcPr>
+          <w:p>
+            <w:pPr>
+              <w:spacing w:after="0" w:before="0"/>
+            </w:pPr>
+            <w:r>
+              <w:rPr>
+                <w:b/>
+                <w:bCs/>
+                <w:color w:val="0F2B3C"/>
+                <w:sz w:val="18"/>
+                <w:szCs w:val="18"/>
+              </w:rPr>
+              <w:t xml:space="preserve">☐ 2. Reasoning Stated (Because / Although / Therefore)</w:t>
+            </w:r>
+          </w:p>
+        </w:tc>
+        <w:tc>
+          <w:tcPr>
+            <w:tcW w:type="dxa" w:w="3120"/>
+            <w:tcMar>
+              <w:top w:type="dxa" w:w="80"/>
+              <w:left w:type="dxa" w:w="100"/>
+              <w:bottom w:type="dxa" w:w="80"/>
+              <w:right w:type="dxa" w:w="100"/>
+            </w:tcMar>
+          </w:tcPr>
+          <w:p>
+            <w:pPr>
+              <w:spacing w:after="0" w:before="0"/>
+            </w:pPr>
+            <w:r>
+              <w:rPr>
+                <w:b/>
+                <w:bCs/>
+                <w:color w:val="0F2B3C"/>
+                <w:sz w:val="18"/>
+                <w:szCs w:val="18"/>
+              </w:rPr>
+              <w:t xml:space="preserve">☐ 3. Calculations Double-Checked</w:t>
+            </w:r>
+          </w:p>
+        </w:tc>
+      </w:tr>
+    </w:tbl>
     <w:p>
       <w:pPr>
         <w:spacing w:after="60" w:before="120"/>
